--- a/docs/manuscript/LSIAMS_Form_B_IT_Administrator.docx
+++ b/docs/manuscript/LSIAMS_Form_B_IT_Administrator.docx
@@ -1473,7 +1473,7 @@
                 <w:sz w:val="20"/>
                 <w:szCs w:val="20"/>
               </w:rPr>
-              <w:t xml:space="preserve">Only authorized persons can access the server, network devices and classroom terminals.</w:t>
+              <w:t xml:space="preserve">IP filtering and the firewall allow only authorized persons and devices to reach the server, network devices and classroom terminals.</w:t>
             </w:r>
           </w:p>
         </w:tc>
@@ -2146,6 +2146,230 @@
                 <w:szCs w:val="20"/>
               </w:rPr>
               <w:t xml:space="preserve">Passwords and device keys are stored safely and can be changed or replaced when needed.</w:t>
+            </w:r>
+          </w:p>
+        </w:tc>
+        <w:tc>
+          <w:tcPr>
+            <w:tcW w:type="dxa" w:w="500"/>
+            <w:tcBorders>
+              <w:top w:val="single" w:color="595959" w:sz="6"/>
+              <w:left w:val="single" w:color="595959" w:sz="6"/>
+              <w:bottom w:val="single" w:color="595959" w:sz="6"/>
+              <w:right w:val="single" w:color="595959" w:sz="6"/>
+            </w:tcBorders>
+            <w:tcMar>
+              <w:top w:type="dxa" w:w="50"/>
+              <w:left w:type="dxa" w:w="90"/>
+              <w:bottom w:type="dxa" w:w="50"/>
+              <w:right w:type="dxa" w:w="90"/>
+            </w:tcMar>
+            <w:vAlign w:val="center"/>
+          </w:tcPr>
+          <w:p>
+            <w:pPr>
+              <w:spacing w:after="0" w:before="0" w:line="252"/>
+            </w:pPr>
+            <w:r>
+              <w:rPr>
+                <w:rFonts w:ascii="Times New Roman" w:cs="Times New Roman" w:eastAsia="Times New Roman" w:hAnsi="Times New Roman"/>
+                <w:sz w:val="20"/>
+                <w:szCs w:val="20"/>
+              </w:rPr>
+              <w:t xml:space="preserve"/>
+            </w:r>
+          </w:p>
+        </w:tc>
+        <w:tc>
+          <w:tcPr>
+            <w:tcW w:type="dxa" w:w="500"/>
+            <w:tcBorders>
+              <w:top w:val="single" w:color="595959" w:sz="6"/>
+              <w:left w:val="single" w:color="595959" w:sz="6"/>
+              <w:bottom w:val="single" w:color="595959" w:sz="6"/>
+              <w:right w:val="single" w:color="595959" w:sz="6"/>
+            </w:tcBorders>
+            <w:tcMar>
+              <w:top w:type="dxa" w:w="50"/>
+              <w:left w:type="dxa" w:w="90"/>
+              <w:bottom w:type="dxa" w:w="50"/>
+              <w:right w:type="dxa" w:w="90"/>
+            </w:tcMar>
+            <w:vAlign w:val="center"/>
+          </w:tcPr>
+          <w:p>
+            <w:pPr>
+              <w:spacing w:after="0" w:before="0" w:line="252"/>
+            </w:pPr>
+            <w:r>
+              <w:rPr>
+                <w:rFonts w:ascii="Times New Roman" w:cs="Times New Roman" w:eastAsia="Times New Roman" w:hAnsi="Times New Roman"/>
+                <w:sz w:val="20"/>
+                <w:szCs w:val="20"/>
+              </w:rPr>
+              <w:t xml:space="preserve"/>
+            </w:r>
+          </w:p>
+        </w:tc>
+        <w:tc>
+          <w:tcPr>
+            <w:tcW w:type="dxa" w:w="500"/>
+            <w:tcBorders>
+              <w:top w:val="single" w:color="595959" w:sz="6"/>
+              <w:left w:val="single" w:color="595959" w:sz="6"/>
+              <w:bottom w:val="single" w:color="595959" w:sz="6"/>
+              <w:right w:val="single" w:color="595959" w:sz="6"/>
+            </w:tcBorders>
+            <w:tcMar>
+              <w:top w:type="dxa" w:w="50"/>
+              <w:left w:type="dxa" w:w="90"/>
+              <w:bottom w:type="dxa" w:w="50"/>
+              <w:right w:type="dxa" w:w="90"/>
+            </w:tcMar>
+            <w:vAlign w:val="center"/>
+          </w:tcPr>
+          <w:p>
+            <w:pPr>
+              <w:spacing w:after="0" w:before="0" w:line="252"/>
+            </w:pPr>
+            <w:r>
+              <w:rPr>
+                <w:rFonts w:ascii="Times New Roman" w:cs="Times New Roman" w:eastAsia="Times New Roman" w:hAnsi="Times New Roman"/>
+                <w:sz w:val="20"/>
+                <w:szCs w:val="20"/>
+              </w:rPr>
+              <w:t xml:space="preserve"/>
+            </w:r>
+          </w:p>
+        </w:tc>
+        <w:tc>
+          <w:tcPr>
+            <w:tcW w:type="dxa" w:w="500"/>
+            <w:tcBorders>
+              <w:top w:val="single" w:color="595959" w:sz="6"/>
+              <w:left w:val="single" w:color="595959" w:sz="6"/>
+              <w:bottom w:val="single" w:color="595959" w:sz="6"/>
+              <w:right w:val="single" w:color="595959" w:sz="6"/>
+            </w:tcBorders>
+            <w:tcMar>
+              <w:top w:type="dxa" w:w="50"/>
+              <w:left w:type="dxa" w:w="90"/>
+              <w:bottom w:type="dxa" w:w="50"/>
+              <w:right w:type="dxa" w:w="90"/>
+            </w:tcMar>
+            <w:vAlign w:val="center"/>
+          </w:tcPr>
+          <w:p>
+            <w:pPr>
+              <w:spacing w:after="0" w:before="0" w:line="252"/>
+            </w:pPr>
+            <w:r>
+              <w:rPr>
+                <w:rFonts w:ascii="Times New Roman" w:cs="Times New Roman" w:eastAsia="Times New Roman" w:hAnsi="Times New Roman"/>
+                <w:sz w:val="20"/>
+                <w:szCs w:val="20"/>
+              </w:rPr>
+              <w:t xml:space="preserve"/>
+            </w:r>
+          </w:p>
+        </w:tc>
+        <w:tc>
+          <w:tcPr>
+            <w:tcW w:type="dxa" w:w="500"/>
+            <w:tcBorders>
+              <w:top w:val="single" w:color="595959" w:sz="6"/>
+              <w:left w:val="single" w:color="595959" w:sz="6"/>
+              <w:bottom w:val="single" w:color="595959" w:sz="6"/>
+              <w:right w:val="single" w:color="595959" w:sz="6"/>
+            </w:tcBorders>
+            <w:tcMar>
+              <w:top w:type="dxa" w:w="50"/>
+              <w:left w:type="dxa" w:w="90"/>
+              <w:bottom w:type="dxa" w:w="50"/>
+              <w:right w:type="dxa" w:w="90"/>
+            </w:tcMar>
+            <w:vAlign w:val="center"/>
+          </w:tcPr>
+          <w:p>
+            <w:pPr>
+              <w:spacing w:after="0" w:before="0" w:line="252"/>
+            </w:pPr>
+            <w:r>
+              <w:rPr>
+                <w:rFonts w:ascii="Times New Roman" w:cs="Times New Roman" w:eastAsia="Times New Roman" w:hAnsi="Times New Roman"/>
+                <w:sz w:val="20"/>
+                <w:szCs w:val="20"/>
+              </w:rPr>
+              <w:t xml:space="preserve"/>
+            </w:r>
+          </w:p>
+        </w:tc>
+      </w:tr>
+      <w:tr>
+        <w:trPr>
+          <w:cantSplit/>
+          <w:trHeight w:val="420" w:hRule="atLeast"/>
+        </w:trPr>
+        <w:tc>
+          <w:tcPr>
+            <w:tcW w:type="dxa" w:w="600"/>
+            <w:tcBorders>
+              <w:top w:val="single" w:color="595959" w:sz="6"/>
+              <w:left w:val="single" w:color="595959" w:sz="6"/>
+              <w:bottom w:val="single" w:color="595959" w:sz="6"/>
+              <w:right w:val="single" w:color="595959" w:sz="6"/>
+            </w:tcBorders>
+            <w:tcMar>
+              <w:top w:type="dxa" w:w="50"/>
+              <w:left w:type="dxa" w:w="90"/>
+              <w:bottom w:type="dxa" w:w="50"/>
+              <w:right w:type="dxa" w:w="90"/>
+            </w:tcMar>
+            <w:vAlign w:val="center"/>
+          </w:tcPr>
+          <w:p>
+            <w:pPr>
+              <w:spacing w:after="0" w:before="0" w:line="252"/>
+              <w:jc w:val="center"/>
+            </w:pPr>
+            <w:r>
+              <w:rPr>
+                <w:rFonts w:ascii="Times New Roman" w:cs="Times New Roman" w:eastAsia="Times New Roman" w:hAnsi="Times New Roman"/>
+                <w:sz w:val="20"/>
+                <w:szCs w:val="20"/>
+              </w:rPr>
+              <w:t xml:space="preserve">7</w:t>
+            </w:r>
+          </w:p>
+        </w:tc>
+        <w:tc>
+          <w:tcPr>
+            <w:tcW w:type="dxa" w:w="6980"/>
+            <w:tcBorders>
+              <w:top w:val="single" w:color="595959" w:sz="6"/>
+              <w:left w:val="single" w:color="595959" w:sz="6"/>
+              <w:bottom w:val="single" w:color="595959" w:sz="6"/>
+              <w:right w:val="single" w:color="595959" w:sz="6"/>
+            </w:tcBorders>
+            <w:tcMar>
+              <w:top w:type="dxa" w:w="50"/>
+              <w:left w:type="dxa" w:w="90"/>
+              <w:bottom w:type="dxa" w:w="50"/>
+              <w:right w:type="dxa" w:w="90"/>
+            </w:tcMar>
+            <w:vAlign w:val="center"/>
+          </w:tcPr>
+          <w:p>
+            <w:pPr>
+              <w:spacing w:after="0" w:before="0" w:line="252"/>
+            </w:pPr>
+            <w:r>
+              <w:rPr>
+                <w:rFonts w:ascii="Times New Roman" w:cs="Times New Roman" w:eastAsia="Times New Roman" w:hAnsi="Times New Roman"/>
+                <w:sz w:val="20"/>
+                <w:szCs w:val="20"/>
+              </w:rPr>
+              <w:t xml:space="preserve">Personal information of students and teachers is limited to what the system needs, and fingerprints are kept only as templates in the sensor, not as images.</w:t>
             </w:r>
           </w:p>
         </w:tc>
@@ -2665,7 +2889,7 @@
                 <w:sz w:val="20"/>
                 <w:szCs w:val="20"/>
               </w:rPr>
-              <w:t xml:space="preserve">7</w:t>
+              <w:t xml:space="preserve">8</w:t>
             </w:r>
           </w:p>
         </w:tc>
@@ -2889,7 +3113,7 @@
                 <w:sz w:val="20"/>
                 <w:szCs w:val="20"/>
               </w:rPr>
-              <w:t xml:space="preserve">8</w:t>
+              <w:t xml:space="preserve">9</w:t>
             </w:r>
           </w:p>
         </w:tc>
@@ -3113,7 +3337,7 @@
                 <w:sz w:val="20"/>
                 <w:szCs w:val="20"/>
               </w:rPr>
-              <w:t xml:space="preserve">9</w:t>
+              <w:t xml:space="preserve">10</w:t>
             </w:r>
           </w:p>
         </w:tc>
@@ -3337,7 +3561,7 @@
                 <w:sz w:val="20"/>
                 <w:szCs w:val="20"/>
               </w:rPr>
-              <w:t xml:space="preserve">10</w:t>
+              <w:t xml:space="preserve">11</w:t>
             </w:r>
           </w:p>
         </w:tc>
@@ -3561,7 +3785,7 @@
                 <w:sz w:val="20"/>
                 <w:szCs w:val="20"/>
               </w:rPr>
-              <w:t xml:space="preserve">11</w:t>
+              <w:t xml:space="preserve">12</w:t>
             </w:r>
           </w:p>
         </w:tc>
@@ -3785,7 +4009,7 @@
                 <w:sz w:val="20"/>
                 <w:szCs w:val="20"/>
               </w:rPr>
-              <w:t xml:space="preserve">12</w:t>
+              <w:t xml:space="preserve">13</w:t>
             </w:r>
           </w:p>
         </w:tc>
@@ -4009,7 +4233,7 @@
                 <w:sz w:val="20"/>
                 <w:szCs w:val="20"/>
               </w:rPr>
-              <w:t xml:space="preserve">13</w:t>
+              <w:t xml:space="preserve">14</w:t>
             </w:r>
           </w:p>
         </w:tc>
@@ -4233,7 +4457,7 @@
                 <w:sz w:val="20"/>
                 <w:szCs w:val="20"/>
               </w:rPr>
-              <w:t xml:space="preserve">14</w:t>
+              <w:t xml:space="preserve">15</w:t>
             </w:r>
           </w:p>
         </w:tc>
@@ -4784,7 +5008,7 @@
                 <w:sz w:val="20"/>
                 <w:szCs w:val="20"/>
               </w:rPr>
-              <w:t xml:space="preserve">15</w:t>
+              <w:t xml:space="preserve">16</w:t>
             </w:r>
           </w:p>
         </w:tc>
@@ -5008,7 +5232,7 @@
                 <w:sz w:val="20"/>
                 <w:szCs w:val="20"/>
               </w:rPr>
-              <w:t xml:space="preserve">16</w:t>
+              <w:t xml:space="preserve">17</w:t>
             </w:r>
           </w:p>
         </w:tc>
@@ -5232,7 +5456,7 @@
                 <w:sz w:val="20"/>
                 <w:szCs w:val="20"/>
               </w:rPr>
-              <w:t xml:space="preserve">17</w:t>
+              <w:t xml:space="preserve">18</w:t>
             </w:r>
           </w:p>
         </w:tc>
@@ -5456,7 +5680,7 @@
                 <w:sz w:val="20"/>
                 <w:szCs w:val="20"/>
               </w:rPr>
-              <w:t xml:space="preserve">18</w:t>
+              <w:t xml:space="preserve">19</w:t>
             </w:r>
           </w:p>
         </w:tc>
@@ -5680,7 +5904,7 @@
                 <w:sz w:val="20"/>
                 <w:szCs w:val="20"/>
               </w:rPr>
-              <w:t xml:space="preserve">19</w:t>
+              <w:t xml:space="preserve">20</w:t>
             </w:r>
           </w:p>
         </w:tc>

--- a/docs/manuscript/LSIAMS_Form_B_IT_Administrator.docx
+++ b/docs/manuscript/LSIAMS_Form_B_IT_Administrator.docx
@@ -1025,7 +1025,7 @@
                 <w:sz w:val="20"/>
                 <w:szCs w:val="20"/>
               </w:rPr>
-              <w:t xml:space="preserve">The system has secure login (strong passwords, account lockout and fingerprint checking) and gives each role the right level of access.</w:t>
+              <w:t xml:space="preserve">L-SIAMS provides secure authentication (e.g., strong passwords and fingerprint verification) and appropriate access control levels.</w:t>
             </w:r>
           </w:p>
         </w:tc>
@@ -1249,7 +1249,7 @@
                 <w:sz w:val="20"/>
                 <w:szCs w:val="20"/>
               </w:rPr>
-              <w:t xml:space="preserve">Each user can see only the information allowed for their role.</w:t>
+              <w:t xml:space="preserve">There is responsible use of the network equipment and server of L-SIAMS.</w:t>
             </w:r>
           </w:p>
         </w:tc>
@@ -1473,7 +1473,7 @@
                 <w:sz w:val="20"/>
                 <w:szCs w:val="20"/>
               </w:rPr>
-              <w:t xml:space="preserve">IP filtering and the firewall allow only authorized persons and devices to reach the server, network devices and classroom terminals.</w:t>
+              <w:t xml:space="preserve">There is an access control policy for the server, network nodes and classroom terminals of L-SIAMS.</w:t>
             </w:r>
           </w:p>
         </w:tc>
@@ -1697,7 +1697,7 @@
                 <w:sz w:val="20"/>
                 <w:szCs w:val="20"/>
               </w:rPr>
-              <w:t xml:space="preserve">The server and network devices are used only for the purpose of the system.</w:t>
+              <w:t xml:space="preserve">There are restrictions on access to information in L-SIAMS.</w:t>
             </w:r>
           </w:p>
         </w:tc>
@@ -1921,455 +1921,7 @@
                 <w:sz w:val="20"/>
                 <w:szCs w:val="20"/>
               </w:rPr>
-              <w:t xml:space="preserve">Data sent over the network and backup files are encrypted.</w:t>
-            </w:r>
-          </w:p>
-        </w:tc>
-        <w:tc>
-          <w:tcPr>
-            <w:tcW w:type="dxa" w:w="500"/>
-            <w:tcBorders>
-              <w:top w:val="single" w:color="595959" w:sz="6"/>
-              <w:left w:val="single" w:color="595959" w:sz="6"/>
-              <w:bottom w:val="single" w:color="595959" w:sz="6"/>
-              <w:right w:val="single" w:color="595959" w:sz="6"/>
-            </w:tcBorders>
-            <w:tcMar>
-              <w:top w:type="dxa" w:w="50"/>
-              <w:left w:type="dxa" w:w="90"/>
-              <w:bottom w:type="dxa" w:w="50"/>
-              <w:right w:type="dxa" w:w="90"/>
-            </w:tcMar>
-            <w:vAlign w:val="center"/>
-          </w:tcPr>
-          <w:p>
-            <w:pPr>
-              <w:spacing w:after="0" w:before="0" w:line="252"/>
-            </w:pPr>
-            <w:r>
-              <w:rPr>
-                <w:rFonts w:ascii="Times New Roman" w:cs="Times New Roman" w:eastAsia="Times New Roman" w:hAnsi="Times New Roman"/>
-                <w:sz w:val="20"/>
-                <w:szCs w:val="20"/>
-              </w:rPr>
-              <w:t xml:space="preserve"/>
-            </w:r>
-          </w:p>
-        </w:tc>
-        <w:tc>
-          <w:tcPr>
-            <w:tcW w:type="dxa" w:w="500"/>
-            <w:tcBorders>
-              <w:top w:val="single" w:color="595959" w:sz="6"/>
-              <w:left w:val="single" w:color="595959" w:sz="6"/>
-              <w:bottom w:val="single" w:color="595959" w:sz="6"/>
-              <w:right w:val="single" w:color="595959" w:sz="6"/>
-            </w:tcBorders>
-            <w:tcMar>
-              <w:top w:type="dxa" w:w="50"/>
-              <w:left w:type="dxa" w:w="90"/>
-              <w:bottom w:type="dxa" w:w="50"/>
-              <w:right w:type="dxa" w:w="90"/>
-            </w:tcMar>
-            <w:vAlign w:val="center"/>
-          </w:tcPr>
-          <w:p>
-            <w:pPr>
-              <w:spacing w:after="0" w:before="0" w:line="252"/>
-            </w:pPr>
-            <w:r>
-              <w:rPr>
-                <w:rFonts w:ascii="Times New Roman" w:cs="Times New Roman" w:eastAsia="Times New Roman" w:hAnsi="Times New Roman"/>
-                <w:sz w:val="20"/>
-                <w:szCs w:val="20"/>
-              </w:rPr>
-              <w:t xml:space="preserve"/>
-            </w:r>
-          </w:p>
-        </w:tc>
-        <w:tc>
-          <w:tcPr>
-            <w:tcW w:type="dxa" w:w="500"/>
-            <w:tcBorders>
-              <w:top w:val="single" w:color="595959" w:sz="6"/>
-              <w:left w:val="single" w:color="595959" w:sz="6"/>
-              <w:bottom w:val="single" w:color="595959" w:sz="6"/>
-              <w:right w:val="single" w:color="595959" w:sz="6"/>
-            </w:tcBorders>
-            <w:tcMar>
-              <w:top w:type="dxa" w:w="50"/>
-              <w:left w:type="dxa" w:w="90"/>
-              <w:bottom w:type="dxa" w:w="50"/>
-              <w:right w:type="dxa" w:w="90"/>
-            </w:tcMar>
-            <w:vAlign w:val="center"/>
-          </w:tcPr>
-          <w:p>
-            <w:pPr>
-              <w:spacing w:after="0" w:before="0" w:line="252"/>
-            </w:pPr>
-            <w:r>
-              <w:rPr>
-                <w:rFonts w:ascii="Times New Roman" w:cs="Times New Roman" w:eastAsia="Times New Roman" w:hAnsi="Times New Roman"/>
-                <w:sz w:val="20"/>
-                <w:szCs w:val="20"/>
-              </w:rPr>
-              <w:t xml:space="preserve"/>
-            </w:r>
-          </w:p>
-        </w:tc>
-        <w:tc>
-          <w:tcPr>
-            <w:tcW w:type="dxa" w:w="500"/>
-            <w:tcBorders>
-              <w:top w:val="single" w:color="595959" w:sz="6"/>
-              <w:left w:val="single" w:color="595959" w:sz="6"/>
-              <w:bottom w:val="single" w:color="595959" w:sz="6"/>
-              <w:right w:val="single" w:color="595959" w:sz="6"/>
-            </w:tcBorders>
-            <w:tcMar>
-              <w:top w:type="dxa" w:w="50"/>
-              <w:left w:type="dxa" w:w="90"/>
-              <w:bottom w:type="dxa" w:w="50"/>
-              <w:right w:type="dxa" w:w="90"/>
-            </w:tcMar>
-            <w:vAlign w:val="center"/>
-          </w:tcPr>
-          <w:p>
-            <w:pPr>
-              <w:spacing w:after="0" w:before="0" w:line="252"/>
-            </w:pPr>
-            <w:r>
-              <w:rPr>
-                <w:rFonts w:ascii="Times New Roman" w:cs="Times New Roman" w:eastAsia="Times New Roman" w:hAnsi="Times New Roman"/>
-                <w:sz w:val="20"/>
-                <w:szCs w:val="20"/>
-              </w:rPr>
-              <w:t xml:space="preserve"/>
-            </w:r>
-          </w:p>
-        </w:tc>
-        <w:tc>
-          <w:tcPr>
-            <w:tcW w:type="dxa" w:w="500"/>
-            <w:tcBorders>
-              <w:top w:val="single" w:color="595959" w:sz="6"/>
-              <w:left w:val="single" w:color="595959" w:sz="6"/>
-              <w:bottom w:val="single" w:color="595959" w:sz="6"/>
-              <w:right w:val="single" w:color="595959" w:sz="6"/>
-            </w:tcBorders>
-            <w:tcMar>
-              <w:top w:type="dxa" w:w="50"/>
-              <w:left w:type="dxa" w:w="90"/>
-              <w:bottom w:type="dxa" w:w="50"/>
-              <w:right w:type="dxa" w:w="90"/>
-            </w:tcMar>
-            <w:vAlign w:val="center"/>
-          </w:tcPr>
-          <w:p>
-            <w:pPr>
-              <w:spacing w:after="0" w:before="0" w:line="252"/>
-            </w:pPr>
-            <w:r>
-              <w:rPr>
-                <w:rFonts w:ascii="Times New Roman" w:cs="Times New Roman" w:eastAsia="Times New Roman" w:hAnsi="Times New Roman"/>
-                <w:sz w:val="20"/>
-                <w:szCs w:val="20"/>
-              </w:rPr>
-              <w:t xml:space="preserve"/>
-            </w:r>
-          </w:p>
-        </w:tc>
-      </w:tr>
-      <w:tr>
-        <w:trPr>
-          <w:cantSplit/>
-          <w:trHeight w:val="420" w:hRule="atLeast"/>
-        </w:trPr>
-        <w:tc>
-          <w:tcPr>
-            <w:tcW w:type="dxa" w:w="600"/>
-            <w:tcBorders>
-              <w:top w:val="single" w:color="595959" w:sz="6"/>
-              <w:left w:val="single" w:color="595959" w:sz="6"/>
-              <w:bottom w:val="single" w:color="595959" w:sz="6"/>
-              <w:right w:val="single" w:color="595959" w:sz="6"/>
-            </w:tcBorders>
-            <w:tcMar>
-              <w:top w:type="dxa" w:w="50"/>
-              <w:left w:type="dxa" w:w="90"/>
-              <w:bottom w:type="dxa" w:w="50"/>
-              <w:right w:type="dxa" w:w="90"/>
-            </w:tcMar>
-            <w:vAlign w:val="center"/>
-          </w:tcPr>
-          <w:p>
-            <w:pPr>
-              <w:spacing w:after="0" w:before="0" w:line="252"/>
-              <w:jc w:val="center"/>
-            </w:pPr>
-            <w:r>
-              <w:rPr>
-                <w:rFonts w:ascii="Times New Roman" w:cs="Times New Roman" w:eastAsia="Times New Roman" w:hAnsi="Times New Roman"/>
-                <w:sz w:val="20"/>
-                <w:szCs w:val="20"/>
-              </w:rPr>
-              <w:t xml:space="preserve">6</w:t>
-            </w:r>
-          </w:p>
-        </w:tc>
-        <w:tc>
-          <w:tcPr>
-            <w:tcW w:type="dxa" w:w="6980"/>
-            <w:tcBorders>
-              <w:top w:val="single" w:color="595959" w:sz="6"/>
-              <w:left w:val="single" w:color="595959" w:sz="6"/>
-              <w:bottom w:val="single" w:color="595959" w:sz="6"/>
-              <w:right w:val="single" w:color="595959" w:sz="6"/>
-            </w:tcBorders>
-            <w:tcMar>
-              <w:top w:type="dxa" w:w="50"/>
-              <w:left w:type="dxa" w:w="90"/>
-              <w:bottom w:type="dxa" w:w="50"/>
-              <w:right w:type="dxa" w:w="90"/>
-            </w:tcMar>
-            <w:vAlign w:val="center"/>
-          </w:tcPr>
-          <w:p>
-            <w:pPr>
-              <w:spacing w:after="0" w:before="0" w:line="252"/>
-            </w:pPr>
-            <w:r>
-              <w:rPr>
-                <w:rFonts w:ascii="Times New Roman" w:cs="Times New Roman" w:eastAsia="Times New Roman" w:hAnsi="Times New Roman"/>
-                <w:sz w:val="20"/>
-                <w:szCs w:val="20"/>
-              </w:rPr>
-              <w:t xml:space="preserve">Passwords and device keys are stored safely and can be changed or replaced when needed.</w:t>
-            </w:r>
-          </w:p>
-        </w:tc>
-        <w:tc>
-          <w:tcPr>
-            <w:tcW w:type="dxa" w:w="500"/>
-            <w:tcBorders>
-              <w:top w:val="single" w:color="595959" w:sz="6"/>
-              <w:left w:val="single" w:color="595959" w:sz="6"/>
-              <w:bottom w:val="single" w:color="595959" w:sz="6"/>
-              <w:right w:val="single" w:color="595959" w:sz="6"/>
-            </w:tcBorders>
-            <w:tcMar>
-              <w:top w:type="dxa" w:w="50"/>
-              <w:left w:type="dxa" w:w="90"/>
-              <w:bottom w:type="dxa" w:w="50"/>
-              <w:right w:type="dxa" w:w="90"/>
-            </w:tcMar>
-            <w:vAlign w:val="center"/>
-          </w:tcPr>
-          <w:p>
-            <w:pPr>
-              <w:spacing w:after="0" w:before="0" w:line="252"/>
-            </w:pPr>
-            <w:r>
-              <w:rPr>
-                <w:rFonts w:ascii="Times New Roman" w:cs="Times New Roman" w:eastAsia="Times New Roman" w:hAnsi="Times New Roman"/>
-                <w:sz w:val="20"/>
-                <w:szCs w:val="20"/>
-              </w:rPr>
-              <w:t xml:space="preserve"/>
-            </w:r>
-          </w:p>
-        </w:tc>
-        <w:tc>
-          <w:tcPr>
-            <w:tcW w:type="dxa" w:w="500"/>
-            <w:tcBorders>
-              <w:top w:val="single" w:color="595959" w:sz="6"/>
-              <w:left w:val="single" w:color="595959" w:sz="6"/>
-              <w:bottom w:val="single" w:color="595959" w:sz="6"/>
-              <w:right w:val="single" w:color="595959" w:sz="6"/>
-            </w:tcBorders>
-            <w:tcMar>
-              <w:top w:type="dxa" w:w="50"/>
-              <w:left w:type="dxa" w:w="90"/>
-              <w:bottom w:type="dxa" w:w="50"/>
-              <w:right w:type="dxa" w:w="90"/>
-            </w:tcMar>
-            <w:vAlign w:val="center"/>
-          </w:tcPr>
-          <w:p>
-            <w:pPr>
-              <w:spacing w:after="0" w:before="0" w:line="252"/>
-            </w:pPr>
-            <w:r>
-              <w:rPr>
-                <w:rFonts w:ascii="Times New Roman" w:cs="Times New Roman" w:eastAsia="Times New Roman" w:hAnsi="Times New Roman"/>
-                <w:sz w:val="20"/>
-                <w:szCs w:val="20"/>
-              </w:rPr>
-              <w:t xml:space="preserve"/>
-            </w:r>
-          </w:p>
-        </w:tc>
-        <w:tc>
-          <w:tcPr>
-            <w:tcW w:type="dxa" w:w="500"/>
-            <w:tcBorders>
-              <w:top w:val="single" w:color="595959" w:sz="6"/>
-              <w:left w:val="single" w:color="595959" w:sz="6"/>
-              <w:bottom w:val="single" w:color="595959" w:sz="6"/>
-              <w:right w:val="single" w:color="595959" w:sz="6"/>
-            </w:tcBorders>
-            <w:tcMar>
-              <w:top w:type="dxa" w:w="50"/>
-              <w:left w:type="dxa" w:w="90"/>
-              <w:bottom w:type="dxa" w:w="50"/>
-              <w:right w:type="dxa" w:w="90"/>
-            </w:tcMar>
-            <w:vAlign w:val="center"/>
-          </w:tcPr>
-          <w:p>
-            <w:pPr>
-              <w:spacing w:after="0" w:before="0" w:line="252"/>
-            </w:pPr>
-            <w:r>
-              <w:rPr>
-                <w:rFonts w:ascii="Times New Roman" w:cs="Times New Roman" w:eastAsia="Times New Roman" w:hAnsi="Times New Roman"/>
-                <w:sz w:val="20"/>
-                <w:szCs w:val="20"/>
-              </w:rPr>
-              <w:t xml:space="preserve"/>
-            </w:r>
-          </w:p>
-        </w:tc>
-        <w:tc>
-          <w:tcPr>
-            <w:tcW w:type="dxa" w:w="500"/>
-            <w:tcBorders>
-              <w:top w:val="single" w:color="595959" w:sz="6"/>
-              <w:left w:val="single" w:color="595959" w:sz="6"/>
-              <w:bottom w:val="single" w:color="595959" w:sz="6"/>
-              <w:right w:val="single" w:color="595959" w:sz="6"/>
-            </w:tcBorders>
-            <w:tcMar>
-              <w:top w:type="dxa" w:w="50"/>
-              <w:left w:type="dxa" w:w="90"/>
-              <w:bottom w:type="dxa" w:w="50"/>
-              <w:right w:type="dxa" w:w="90"/>
-            </w:tcMar>
-            <w:vAlign w:val="center"/>
-          </w:tcPr>
-          <w:p>
-            <w:pPr>
-              <w:spacing w:after="0" w:before="0" w:line="252"/>
-            </w:pPr>
-            <w:r>
-              <w:rPr>
-                <w:rFonts w:ascii="Times New Roman" w:cs="Times New Roman" w:eastAsia="Times New Roman" w:hAnsi="Times New Roman"/>
-                <w:sz w:val="20"/>
-                <w:szCs w:val="20"/>
-              </w:rPr>
-              <w:t xml:space="preserve"/>
-            </w:r>
-          </w:p>
-        </w:tc>
-        <w:tc>
-          <w:tcPr>
-            <w:tcW w:type="dxa" w:w="500"/>
-            <w:tcBorders>
-              <w:top w:val="single" w:color="595959" w:sz="6"/>
-              <w:left w:val="single" w:color="595959" w:sz="6"/>
-              <w:bottom w:val="single" w:color="595959" w:sz="6"/>
-              <w:right w:val="single" w:color="595959" w:sz="6"/>
-            </w:tcBorders>
-            <w:tcMar>
-              <w:top w:type="dxa" w:w="50"/>
-              <w:left w:type="dxa" w:w="90"/>
-              <w:bottom w:type="dxa" w:w="50"/>
-              <w:right w:type="dxa" w:w="90"/>
-            </w:tcMar>
-            <w:vAlign w:val="center"/>
-          </w:tcPr>
-          <w:p>
-            <w:pPr>
-              <w:spacing w:after="0" w:before="0" w:line="252"/>
-            </w:pPr>
-            <w:r>
-              <w:rPr>
-                <w:rFonts w:ascii="Times New Roman" w:cs="Times New Roman" w:eastAsia="Times New Roman" w:hAnsi="Times New Roman"/>
-                <w:sz w:val="20"/>
-                <w:szCs w:val="20"/>
-              </w:rPr>
-              <w:t xml:space="preserve"/>
-            </w:r>
-          </w:p>
-        </w:tc>
-      </w:tr>
-      <w:tr>
-        <w:trPr>
-          <w:cantSplit/>
-          <w:trHeight w:val="420" w:hRule="atLeast"/>
-        </w:trPr>
-        <w:tc>
-          <w:tcPr>
-            <w:tcW w:type="dxa" w:w="600"/>
-            <w:tcBorders>
-              <w:top w:val="single" w:color="595959" w:sz="6"/>
-              <w:left w:val="single" w:color="595959" w:sz="6"/>
-              <w:bottom w:val="single" w:color="595959" w:sz="6"/>
-              <w:right w:val="single" w:color="595959" w:sz="6"/>
-            </w:tcBorders>
-            <w:tcMar>
-              <w:top w:type="dxa" w:w="50"/>
-              <w:left w:type="dxa" w:w="90"/>
-              <w:bottom w:type="dxa" w:w="50"/>
-              <w:right w:type="dxa" w:w="90"/>
-            </w:tcMar>
-            <w:vAlign w:val="center"/>
-          </w:tcPr>
-          <w:p>
-            <w:pPr>
-              <w:spacing w:after="0" w:before="0" w:line="252"/>
-              <w:jc w:val="center"/>
-            </w:pPr>
-            <w:r>
-              <w:rPr>
-                <w:rFonts w:ascii="Times New Roman" w:cs="Times New Roman" w:eastAsia="Times New Roman" w:hAnsi="Times New Roman"/>
-                <w:sz w:val="20"/>
-                <w:szCs w:val="20"/>
-              </w:rPr>
-              <w:t xml:space="preserve">7</w:t>
-            </w:r>
-          </w:p>
-        </w:tc>
-        <w:tc>
-          <w:tcPr>
-            <w:tcW w:type="dxa" w:w="6980"/>
-            <w:tcBorders>
-              <w:top w:val="single" w:color="595959" w:sz="6"/>
-              <w:left w:val="single" w:color="595959" w:sz="6"/>
-              <w:bottom w:val="single" w:color="595959" w:sz="6"/>
-              <w:right w:val="single" w:color="595959" w:sz="6"/>
-            </w:tcBorders>
-            <w:tcMar>
-              <w:top w:type="dxa" w:w="50"/>
-              <w:left w:type="dxa" w:w="90"/>
-              <w:bottom w:type="dxa" w:w="50"/>
-              <w:right w:type="dxa" w:w="90"/>
-            </w:tcMar>
-            <w:vAlign w:val="center"/>
-          </w:tcPr>
-          <w:p>
-            <w:pPr>
-              <w:spacing w:after="0" w:before="0" w:line="252"/>
-            </w:pPr>
-            <w:r>
-              <w:rPr>
-                <w:rFonts w:ascii="Times New Roman" w:cs="Times New Roman" w:eastAsia="Times New Roman" w:hAnsi="Times New Roman"/>
-                <w:sz w:val="20"/>
-                <w:szCs w:val="20"/>
-              </w:rPr>
-              <w:t xml:space="preserve">Personal information of students and teachers is limited to what the system needs, and fingerprints are kept only as templates in the sensor, not as images.</w:t>
+              <w:t xml:space="preserve">There is a correct management, protection and life cycle of the access keys of L-SIAMS (passwords and device keys).</w:t>
             </w:r>
           </w:p>
         </w:tc>
@@ -2889,7 +2441,7 @@
                 <w:sz w:val="20"/>
                 <w:szCs w:val="20"/>
               </w:rPr>
-              <w:t xml:space="preserve">8</w:t>
+              <w:t xml:space="preserve">6</w:t>
             </w:r>
           </w:p>
         </w:tc>
@@ -2920,7 +2472,7 @@
                 <w:sz w:val="20"/>
                 <w:szCs w:val="20"/>
               </w:rPr>
-              <w:t xml:space="preserve">The system blocks outside attacks such as password guessing, fake device requests and port scanning.</w:t>
+              <w:t xml:space="preserve">Intrusion detection and prevention (e.g., firewall, IP filtering and request blocking) is continuously implemented and maintained for L-SIAMS.</w:t>
             </w:r>
           </w:p>
         </w:tc>
@@ -3113,7 +2665,7 @@
                 <w:sz w:val="20"/>
                 <w:szCs w:val="20"/>
               </w:rPr>
-              <w:t xml:space="preserve">9</w:t>
+              <w:t xml:space="preserve">7</w:t>
             </w:r>
           </w:p>
         </w:tc>
@@ -3144,7 +2696,7 @@
                 <w:sz w:val="20"/>
                 <w:szCs w:val="20"/>
               </w:rPr>
-              <w:t xml:space="preserve">The system detects and blocks break-in attempts (for example, too many requests or repeated failed logins).</w:t>
+              <w:t xml:space="preserve">The computers used to access L-SIAMS are regularly updated with antivirus/anti-malware software.</w:t>
             </w:r>
           </w:p>
         </w:tc>
@@ -3337,7 +2889,7 @@
                 <w:sz w:val="20"/>
                 <w:szCs w:val="20"/>
               </w:rPr>
-              <w:t xml:space="preserve">10</w:t>
+              <w:t xml:space="preserve">8</w:t>
             </w:r>
           </w:p>
         </w:tc>
@@ -3368,7 +2920,7 @@
                 <w:sz w:val="20"/>
                 <w:szCs w:val="20"/>
               </w:rPr>
-              <w:t xml:space="preserve">The network keeps the classroom terminals, users and server separated by purpose.</w:t>
+              <w:t xml:space="preserve">L-SIAMS has protection against external and environmental threats.</w:t>
             </w:r>
           </w:p>
         </w:tc>
@@ -3561,7 +3113,7 @@
                 <w:sz w:val="20"/>
                 <w:szCs w:val="20"/>
               </w:rPr>
-              <w:t xml:space="preserve">11</w:t>
+              <w:t xml:space="preserve">9</w:t>
             </w:r>
           </w:p>
         </w:tc>
@@ -3592,7 +3144,7 @@
                 <w:sz w:val="20"/>
                 <w:szCs w:val="20"/>
               </w:rPr>
-              <w:t xml:space="preserve">The system was built and tested using secure software practices.</w:t>
+              <w:t xml:space="preserve">The network of L-SIAMS is divided according to groups of services, users and devices.</w:t>
             </w:r>
           </w:p>
         </w:tc>
@@ -3785,7 +3337,7 @@
                 <w:sz w:val="20"/>
                 <w:szCs w:val="20"/>
               </w:rPr>
-              <w:t xml:space="preserve">12</w:t>
+              <w:t xml:space="preserve">10</w:t>
             </w:r>
           </w:p>
         </w:tc>
@@ -3816,7 +3368,7 @@
                 <w:sz w:val="20"/>
                 <w:szCs w:val="20"/>
               </w:rPr>
-              <w:t xml:space="preserve">Security problems are handled properly through the Security Center.</w:t>
+              <w:t xml:space="preserve">There was an effective evaluation for the secure development of L-SIAMS.</w:t>
             </w:r>
           </w:p>
         </w:tc>
@@ -4009,7 +3561,7 @@
                 <w:sz w:val="20"/>
                 <w:szCs w:val="20"/>
               </w:rPr>
-              <w:t xml:space="preserve">13</w:t>
+              <w:t xml:space="preserve">11</w:t>
             </w:r>
           </w:p>
         </w:tc>
@@ -4040,7 +3592,7 @@
                 <w:sz w:val="20"/>
                 <w:szCs w:val="20"/>
               </w:rPr>
-              <w:t xml:space="preserve">The system alerts the administrator about security events (for example, unknown RFID cards or fake device requests).</w:t>
+              <w:t xml:space="preserve">There is effective and consistent management of information security incidents in L-SIAMS.</w:t>
             </w:r>
           </w:p>
         </w:tc>
@@ -4233,7 +3785,7 @@
                 <w:sz w:val="20"/>
                 <w:szCs w:val="20"/>
               </w:rPr>
-              <w:t xml:space="preserve">14</w:t>
+              <w:t xml:space="preserve">12</w:t>
             </w:r>
           </w:p>
         </w:tc>
@@ -4264,7 +3816,7 @@
                 <w:sz w:val="20"/>
                 <w:szCs w:val="20"/>
               </w:rPr>
-              <w:t xml:space="preserve">The administrator can act quickly on security problems (for example, lock an account or disable a terminal’s key).</w:t>
+              <w:t xml:space="preserve">L-SIAMS gives notifications of information security events.</w:t>
             </w:r>
           </w:p>
         </w:tc>
@@ -4457,7 +4009,7 @@
                 <w:sz w:val="20"/>
                 <w:szCs w:val="20"/>
               </w:rPr>
-              <w:t xml:space="preserve">15</w:t>
+              <w:t xml:space="preserve">13</w:t>
             </w:r>
           </w:p>
         </w:tc>
@@ -4488,7 +4040,231 @@
                 <w:sz w:val="20"/>
                 <w:szCs w:val="20"/>
               </w:rPr>
-              <w:t xml:space="preserve">The system keeps proof of security problems in its audit and security logs.</w:t>
+              <w:t xml:space="preserve">There is a response to security incidents in L-SIAMS.</w:t>
+            </w:r>
+          </w:p>
+        </w:tc>
+        <w:tc>
+          <w:tcPr>
+            <w:tcW w:type="dxa" w:w="500"/>
+            <w:tcBorders>
+              <w:top w:val="single" w:color="595959" w:sz="6"/>
+              <w:left w:val="single" w:color="595959" w:sz="6"/>
+              <w:bottom w:val="single" w:color="595959" w:sz="6"/>
+              <w:right w:val="single" w:color="595959" w:sz="6"/>
+            </w:tcBorders>
+            <w:tcMar>
+              <w:top w:type="dxa" w:w="50"/>
+              <w:left w:type="dxa" w:w="90"/>
+              <w:bottom w:type="dxa" w:w="50"/>
+              <w:right w:type="dxa" w:w="90"/>
+            </w:tcMar>
+            <w:vAlign w:val="center"/>
+          </w:tcPr>
+          <w:p>
+            <w:pPr>
+              <w:spacing w:after="0" w:before="0" w:line="252"/>
+            </w:pPr>
+            <w:r>
+              <w:rPr>
+                <w:rFonts w:ascii="Times New Roman" w:cs="Times New Roman" w:eastAsia="Times New Roman" w:hAnsi="Times New Roman"/>
+                <w:sz w:val="20"/>
+                <w:szCs w:val="20"/>
+              </w:rPr>
+              <w:t xml:space="preserve"/>
+            </w:r>
+          </w:p>
+        </w:tc>
+        <w:tc>
+          <w:tcPr>
+            <w:tcW w:type="dxa" w:w="500"/>
+            <w:tcBorders>
+              <w:top w:val="single" w:color="595959" w:sz="6"/>
+              <w:left w:val="single" w:color="595959" w:sz="6"/>
+              <w:bottom w:val="single" w:color="595959" w:sz="6"/>
+              <w:right w:val="single" w:color="595959" w:sz="6"/>
+            </w:tcBorders>
+            <w:tcMar>
+              <w:top w:type="dxa" w:w="50"/>
+              <w:left w:type="dxa" w:w="90"/>
+              <w:bottom w:type="dxa" w:w="50"/>
+              <w:right w:type="dxa" w:w="90"/>
+            </w:tcMar>
+            <w:vAlign w:val="center"/>
+          </w:tcPr>
+          <w:p>
+            <w:pPr>
+              <w:spacing w:after="0" w:before="0" w:line="252"/>
+            </w:pPr>
+            <w:r>
+              <w:rPr>
+                <w:rFonts w:ascii="Times New Roman" w:cs="Times New Roman" w:eastAsia="Times New Roman" w:hAnsi="Times New Roman"/>
+                <w:sz w:val="20"/>
+                <w:szCs w:val="20"/>
+              </w:rPr>
+              <w:t xml:space="preserve"/>
+            </w:r>
+          </w:p>
+        </w:tc>
+        <w:tc>
+          <w:tcPr>
+            <w:tcW w:type="dxa" w:w="500"/>
+            <w:tcBorders>
+              <w:top w:val="single" w:color="595959" w:sz="6"/>
+              <w:left w:val="single" w:color="595959" w:sz="6"/>
+              <w:bottom w:val="single" w:color="595959" w:sz="6"/>
+              <w:right w:val="single" w:color="595959" w:sz="6"/>
+            </w:tcBorders>
+            <w:tcMar>
+              <w:top w:type="dxa" w:w="50"/>
+              <w:left w:type="dxa" w:w="90"/>
+              <w:bottom w:type="dxa" w:w="50"/>
+              <w:right w:type="dxa" w:w="90"/>
+            </w:tcMar>
+            <w:vAlign w:val="center"/>
+          </w:tcPr>
+          <w:p>
+            <w:pPr>
+              <w:spacing w:after="0" w:before="0" w:line="252"/>
+            </w:pPr>
+            <w:r>
+              <w:rPr>
+                <w:rFonts w:ascii="Times New Roman" w:cs="Times New Roman" w:eastAsia="Times New Roman" w:hAnsi="Times New Roman"/>
+                <w:sz w:val="20"/>
+                <w:szCs w:val="20"/>
+              </w:rPr>
+              <w:t xml:space="preserve"/>
+            </w:r>
+          </w:p>
+        </w:tc>
+        <w:tc>
+          <w:tcPr>
+            <w:tcW w:type="dxa" w:w="500"/>
+            <w:tcBorders>
+              <w:top w:val="single" w:color="595959" w:sz="6"/>
+              <w:left w:val="single" w:color="595959" w:sz="6"/>
+              <w:bottom w:val="single" w:color="595959" w:sz="6"/>
+              <w:right w:val="single" w:color="595959" w:sz="6"/>
+            </w:tcBorders>
+            <w:tcMar>
+              <w:top w:type="dxa" w:w="50"/>
+              <w:left w:type="dxa" w:w="90"/>
+              <w:bottom w:type="dxa" w:w="50"/>
+              <w:right w:type="dxa" w:w="90"/>
+            </w:tcMar>
+            <w:vAlign w:val="center"/>
+          </w:tcPr>
+          <w:p>
+            <w:pPr>
+              <w:spacing w:after="0" w:before="0" w:line="252"/>
+            </w:pPr>
+            <w:r>
+              <w:rPr>
+                <w:rFonts w:ascii="Times New Roman" w:cs="Times New Roman" w:eastAsia="Times New Roman" w:hAnsi="Times New Roman"/>
+                <w:sz w:val="20"/>
+                <w:szCs w:val="20"/>
+              </w:rPr>
+              <w:t xml:space="preserve"/>
+            </w:r>
+          </w:p>
+        </w:tc>
+        <w:tc>
+          <w:tcPr>
+            <w:tcW w:type="dxa" w:w="500"/>
+            <w:tcBorders>
+              <w:top w:val="single" w:color="595959" w:sz="6"/>
+              <w:left w:val="single" w:color="595959" w:sz="6"/>
+              <w:bottom w:val="single" w:color="595959" w:sz="6"/>
+              <w:right w:val="single" w:color="595959" w:sz="6"/>
+            </w:tcBorders>
+            <w:tcMar>
+              <w:top w:type="dxa" w:w="50"/>
+              <w:left w:type="dxa" w:w="90"/>
+              <w:bottom w:type="dxa" w:w="50"/>
+              <w:right w:type="dxa" w:w="90"/>
+            </w:tcMar>
+            <w:vAlign w:val="center"/>
+          </w:tcPr>
+          <w:p>
+            <w:pPr>
+              <w:spacing w:after="0" w:before="0" w:line="252"/>
+            </w:pPr>
+            <w:r>
+              <w:rPr>
+                <w:rFonts w:ascii="Times New Roman" w:cs="Times New Roman" w:eastAsia="Times New Roman" w:hAnsi="Times New Roman"/>
+                <w:sz w:val="20"/>
+                <w:szCs w:val="20"/>
+              </w:rPr>
+              <w:t xml:space="preserve"/>
+            </w:r>
+          </w:p>
+        </w:tc>
+      </w:tr>
+      <w:tr>
+        <w:trPr>
+          <w:cantSplit/>
+          <w:trHeight w:val="420" w:hRule="atLeast"/>
+        </w:trPr>
+        <w:tc>
+          <w:tcPr>
+            <w:tcW w:type="dxa" w:w="600"/>
+            <w:tcBorders>
+              <w:top w:val="single" w:color="595959" w:sz="6"/>
+              <w:left w:val="single" w:color="595959" w:sz="6"/>
+              <w:bottom w:val="single" w:color="595959" w:sz="6"/>
+              <w:right w:val="single" w:color="595959" w:sz="6"/>
+            </w:tcBorders>
+            <w:tcMar>
+              <w:top w:type="dxa" w:w="50"/>
+              <w:left w:type="dxa" w:w="90"/>
+              <w:bottom w:type="dxa" w:w="50"/>
+              <w:right w:type="dxa" w:w="90"/>
+            </w:tcMar>
+            <w:vAlign w:val="center"/>
+          </w:tcPr>
+          <w:p>
+            <w:pPr>
+              <w:spacing w:after="0" w:before="0" w:line="252"/>
+              <w:jc w:val="center"/>
+            </w:pPr>
+            <w:r>
+              <w:rPr>
+                <w:rFonts w:ascii="Times New Roman" w:cs="Times New Roman" w:eastAsia="Times New Roman" w:hAnsi="Times New Roman"/>
+                <w:sz w:val="20"/>
+                <w:szCs w:val="20"/>
+              </w:rPr>
+              <w:t xml:space="preserve">14</w:t>
+            </w:r>
+          </w:p>
+        </w:tc>
+        <w:tc>
+          <w:tcPr>
+            <w:tcW w:type="dxa" w:w="6980"/>
+            <w:tcBorders>
+              <w:top w:val="single" w:color="595959" w:sz="6"/>
+              <w:left w:val="single" w:color="595959" w:sz="6"/>
+              <w:bottom w:val="single" w:color="595959" w:sz="6"/>
+              <w:right w:val="single" w:color="595959" w:sz="6"/>
+            </w:tcBorders>
+            <w:tcMar>
+              <w:top w:type="dxa" w:w="50"/>
+              <w:left w:type="dxa" w:w="90"/>
+              <w:bottom w:type="dxa" w:w="50"/>
+              <w:right w:type="dxa" w:w="90"/>
+            </w:tcMar>
+            <w:vAlign w:val="center"/>
+          </w:tcPr>
+          <w:p>
+            <w:pPr>
+              <w:spacing w:after="0" w:before="0" w:line="252"/>
+            </w:pPr>
+            <w:r>
+              <w:rPr>
+                <w:rFonts w:ascii="Times New Roman" w:cs="Times New Roman" w:eastAsia="Times New Roman" w:hAnsi="Times New Roman"/>
+                <w:sz w:val="20"/>
+                <w:szCs w:val="20"/>
+              </w:rPr>
+              <w:t xml:space="preserve">L-SIAMS keeps a collection of evidence of security incidents.</w:t>
             </w:r>
           </w:p>
         </w:tc>
@@ -5008,7 +4784,7 @@
                 <w:sz w:val="20"/>
                 <w:szCs w:val="20"/>
               </w:rPr>
-              <w:t xml:space="preserve">16</w:t>
+              <w:t xml:space="preserve">15</w:t>
             </w:r>
           </w:p>
         </w:tc>
@@ -5039,7 +4815,7 @@
                 <w:sz w:val="20"/>
                 <w:szCs w:val="20"/>
               </w:rPr>
-              <w:t xml:space="preserve">The system makes regular backups, and restoring from a backup has been tested.</w:t>
+              <w:t xml:space="preserve">The files of L-SIAMS are backed up and encrypted.</w:t>
             </w:r>
           </w:p>
         </w:tc>
@@ -5232,7 +5008,7 @@
                 <w:sz w:val="20"/>
                 <w:szCs w:val="20"/>
               </w:rPr>
-              <w:t xml:space="preserve">17</w:t>
+              <w:t xml:space="preserve">16</w:t>
             </w:r>
           </w:p>
         </w:tc>
@@ -5263,7 +5039,7 @@
                 <w:sz w:val="20"/>
                 <w:szCs w:val="20"/>
               </w:rPr>
-              <w:t xml:space="preserve">The administrator is alerted right away when a terminal goes offline or has unsent records.</w:t>
+              <w:t xml:space="preserve">System administration tools (e.g., device monitoring and the Security Center) are used to manage L-SIAMS.</w:t>
             </w:r>
           </w:p>
         </w:tc>
@@ -5456,7 +5232,7 @@
                 <w:sz w:val="20"/>
                 <w:szCs w:val="20"/>
               </w:rPr>
-              <w:t xml:space="preserve">18</w:t>
+              <w:t xml:space="preserve">17</w:t>
             </w:r>
           </w:p>
         </w:tc>
@@ -5487,7 +5263,7 @@
                 <w:sz w:val="20"/>
                 <w:szCs w:val="20"/>
               </w:rPr>
-              <w:t xml:space="preserve">The system has ways to keep attendance working during problems (offline storage, backup and restore).</w:t>
+              <w:t xml:space="preserve">The operating procedures of L-SIAMS are documented.</w:t>
             </w:r>
           </w:p>
         </w:tc>
@@ -5680,7 +5456,7 @@
                 <w:sz w:val="20"/>
                 <w:szCs w:val="20"/>
               </w:rPr>
-              <w:t xml:space="preserve">19</w:t>
+              <w:t xml:space="preserve">18</w:t>
             </w:r>
           </w:p>
         </w:tc>
@@ -5711,7 +5487,7 @@
                 <w:sz w:val="20"/>
                 <w:szCs w:val="20"/>
               </w:rPr>
-              <w:t xml:space="preserve">The system has tools for checking its status (device status, dashboards and the Security Center).</w:t>
+              <w:t xml:space="preserve">There is planning for the continuity of L-SIAMS during adverse events.</w:t>
             </w:r>
           </w:p>
         </w:tc>
@@ -5904,7 +5680,7 @@
                 <w:sz w:val="20"/>
                 <w:szCs w:val="20"/>
               </w:rPr>
-              <w:t xml:space="preserve">20</w:t>
+              <w:t xml:space="preserve">19</w:t>
             </w:r>
           </w:p>
         </w:tc>
@@ -5935,7 +5711,7 @@
                 <w:sz w:val="20"/>
                 <w:szCs w:val="20"/>
               </w:rPr>
-              <w:t xml:space="preserve">The steps for installing, backing up, updating and restoring the system are written down.</w:t>
+              <w:t xml:space="preserve">L-SIAMS has effective data backups, and its recovery procedures are tested regularly.</w:t>
             </w:r>
           </w:p>
         </w:tc>

--- a/docs/manuscript/LSIAMS_Form_B_IT_Administrator.docx
+++ b/docs/manuscript/LSIAMS_Form_B_IT_Administrator.docx
@@ -645,7 +645,7 @@
           <w:sz w:val="20"/>
           <w:szCs w:val="20"/>
         </w:rPr>
-        <w:t xml:space="preserve">The statements below are grouped into the three parts of information security: confidentiality, integrity and availability. Base each rating on what you checked in the system.</w:t>
+        <w:t xml:space="preserve">Rate how much you agree that each of the following is in place in L-SIAMS. The items are grouped into the three parts of information security: confidentiality, integrity and availability. Base each rating on what you checked in the system.</w:t>
       </w:r>
     </w:p>
     <w:tbl>
@@ -1025,7 +1025,7 @@
                 <w:sz w:val="20"/>
                 <w:szCs w:val="20"/>
               </w:rPr>
-              <w:t xml:space="preserve">L-SIAMS provides secure authentication (e.g., strong passwords and fingerprint verification) and appropriate access control levels.</w:t>
+              <w:t xml:space="preserve">Responsible use of network equipment and servers</w:t>
             </w:r>
           </w:p>
         </w:tc>
@@ -1249,7 +1249,7 @@
                 <w:sz w:val="20"/>
                 <w:szCs w:val="20"/>
               </w:rPr>
-              <w:t xml:space="preserve">There is responsible use of the network equipment and server of L-SIAMS.</w:t>
+              <w:t xml:space="preserve">An access control policy for the facilities, nodes and data center</w:t>
             </w:r>
           </w:p>
         </w:tc>
@@ -1473,7 +1473,7 @@
                 <w:sz w:val="20"/>
                 <w:szCs w:val="20"/>
               </w:rPr>
-              <w:t xml:space="preserve">There is an access control policy for the server, network nodes and classroom terminals of L-SIAMS.</w:t>
+              <w:t xml:space="preserve">Restrictions on access to information</w:t>
             </w:r>
           </w:p>
         </w:tc>
@@ -1697,231 +1697,7 @@
                 <w:sz w:val="20"/>
                 <w:szCs w:val="20"/>
               </w:rPr>
-              <w:t xml:space="preserve">There are restrictions on access to information in L-SIAMS.</w:t>
-            </w:r>
-          </w:p>
-        </w:tc>
-        <w:tc>
-          <w:tcPr>
-            <w:tcW w:type="dxa" w:w="500"/>
-            <w:tcBorders>
-              <w:top w:val="single" w:color="595959" w:sz="6"/>
-              <w:left w:val="single" w:color="595959" w:sz="6"/>
-              <w:bottom w:val="single" w:color="595959" w:sz="6"/>
-              <w:right w:val="single" w:color="595959" w:sz="6"/>
-            </w:tcBorders>
-            <w:tcMar>
-              <w:top w:type="dxa" w:w="50"/>
-              <w:left w:type="dxa" w:w="90"/>
-              <w:bottom w:type="dxa" w:w="50"/>
-              <w:right w:type="dxa" w:w="90"/>
-            </w:tcMar>
-            <w:vAlign w:val="center"/>
-          </w:tcPr>
-          <w:p>
-            <w:pPr>
-              <w:spacing w:after="0" w:before="0" w:line="252"/>
-            </w:pPr>
-            <w:r>
-              <w:rPr>
-                <w:rFonts w:ascii="Times New Roman" w:cs="Times New Roman" w:eastAsia="Times New Roman" w:hAnsi="Times New Roman"/>
-                <w:sz w:val="20"/>
-                <w:szCs w:val="20"/>
-              </w:rPr>
-              <w:t xml:space="preserve"/>
-            </w:r>
-          </w:p>
-        </w:tc>
-        <w:tc>
-          <w:tcPr>
-            <w:tcW w:type="dxa" w:w="500"/>
-            <w:tcBorders>
-              <w:top w:val="single" w:color="595959" w:sz="6"/>
-              <w:left w:val="single" w:color="595959" w:sz="6"/>
-              <w:bottom w:val="single" w:color="595959" w:sz="6"/>
-              <w:right w:val="single" w:color="595959" w:sz="6"/>
-            </w:tcBorders>
-            <w:tcMar>
-              <w:top w:type="dxa" w:w="50"/>
-              <w:left w:type="dxa" w:w="90"/>
-              <w:bottom w:type="dxa" w:w="50"/>
-              <w:right w:type="dxa" w:w="90"/>
-            </w:tcMar>
-            <w:vAlign w:val="center"/>
-          </w:tcPr>
-          <w:p>
-            <w:pPr>
-              <w:spacing w:after="0" w:before="0" w:line="252"/>
-            </w:pPr>
-            <w:r>
-              <w:rPr>
-                <w:rFonts w:ascii="Times New Roman" w:cs="Times New Roman" w:eastAsia="Times New Roman" w:hAnsi="Times New Roman"/>
-                <w:sz w:val="20"/>
-                <w:szCs w:val="20"/>
-              </w:rPr>
-              <w:t xml:space="preserve"/>
-            </w:r>
-          </w:p>
-        </w:tc>
-        <w:tc>
-          <w:tcPr>
-            <w:tcW w:type="dxa" w:w="500"/>
-            <w:tcBorders>
-              <w:top w:val="single" w:color="595959" w:sz="6"/>
-              <w:left w:val="single" w:color="595959" w:sz="6"/>
-              <w:bottom w:val="single" w:color="595959" w:sz="6"/>
-              <w:right w:val="single" w:color="595959" w:sz="6"/>
-            </w:tcBorders>
-            <w:tcMar>
-              <w:top w:type="dxa" w:w="50"/>
-              <w:left w:type="dxa" w:w="90"/>
-              <w:bottom w:type="dxa" w:w="50"/>
-              <w:right w:type="dxa" w:w="90"/>
-            </w:tcMar>
-            <w:vAlign w:val="center"/>
-          </w:tcPr>
-          <w:p>
-            <w:pPr>
-              <w:spacing w:after="0" w:before="0" w:line="252"/>
-            </w:pPr>
-            <w:r>
-              <w:rPr>
-                <w:rFonts w:ascii="Times New Roman" w:cs="Times New Roman" w:eastAsia="Times New Roman" w:hAnsi="Times New Roman"/>
-                <w:sz w:val="20"/>
-                <w:szCs w:val="20"/>
-              </w:rPr>
-              <w:t xml:space="preserve"/>
-            </w:r>
-          </w:p>
-        </w:tc>
-        <w:tc>
-          <w:tcPr>
-            <w:tcW w:type="dxa" w:w="500"/>
-            <w:tcBorders>
-              <w:top w:val="single" w:color="595959" w:sz="6"/>
-              <w:left w:val="single" w:color="595959" w:sz="6"/>
-              <w:bottom w:val="single" w:color="595959" w:sz="6"/>
-              <w:right w:val="single" w:color="595959" w:sz="6"/>
-            </w:tcBorders>
-            <w:tcMar>
-              <w:top w:type="dxa" w:w="50"/>
-              <w:left w:type="dxa" w:w="90"/>
-              <w:bottom w:type="dxa" w:w="50"/>
-              <w:right w:type="dxa" w:w="90"/>
-            </w:tcMar>
-            <w:vAlign w:val="center"/>
-          </w:tcPr>
-          <w:p>
-            <w:pPr>
-              <w:spacing w:after="0" w:before="0" w:line="252"/>
-            </w:pPr>
-            <w:r>
-              <w:rPr>
-                <w:rFonts w:ascii="Times New Roman" w:cs="Times New Roman" w:eastAsia="Times New Roman" w:hAnsi="Times New Roman"/>
-                <w:sz w:val="20"/>
-                <w:szCs w:val="20"/>
-              </w:rPr>
-              <w:t xml:space="preserve"/>
-            </w:r>
-          </w:p>
-        </w:tc>
-        <w:tc>
-          <w:tcPr>
-            <w:tcW w:type="dxa" w:w="500"/>
-            <w:tcBorders>
-              <w:top w:val="single" w:color="595959" w:sz="6"/>
-              <w:left w:val="single" w:color="595959" w:sz="6"/>
-              <w:bottom w:val="single" w:color="595959" w:sz="6"/>
-              <w:right w:val="single" w:color="595959" w:sz="6"/>
-            </w:tcBorders>
-            <w:tcMar>
-              <w:top w:type="dxa" w:w="50"/>
-              <w:left w:type="dxa" w:w="90"/>
-              <w:bottom w:type="dxa" w:w="50"/>
-              <w:right w:type="dxa" w:w="90"/>
-            </w:tcMar>
-            <w:vAlign w:val="center"/>
-          </w:tcPr>
-          <w:p>
-            <w:pPr>
-              <w:spacing w:after="0" w:before="0" w:line="252"/>
-            </w:pPr>
-            <w:r>
-              <w:rPr>
-                <w:rFonts w:ascii="Times New Roman" w:cs="Times New Roman" w:eastAsia="Times New Roman" w:hAnsi="Times New Roman"/>
-                <w:sz w:val="20"/>
-                <w:szCs w:val="20"/>
-              </w:rPr>
-              <w:t xml:space="preserve"/>
-            </w:r>
-          </w:p>
-        </w:tc>
-      </w:tr>
-      <w:tr>
-        <w:trPr>
-          <w:cantSplit/>
-          <w:trHeight w:val="420" w:hRule="atLeast"/>
-        </w:trPr>
-        <w:tc>
-          <w:tcPr>
-            <w:tcW w:type="dxa" w:w="600"/>
-            <w:tcBorders>
-              <w:top w:val="single" w:color="595959" w:sz="6"/>
-              <w:left w:val="single" w:color="595959" w:sz="6"/>
-              <w:bottom w:val="single" w:color="595959" w:sz="6"/>
-              <w:right w:val="single" w:color="595959" w:sz="6"/>
-            </w:tcBorders>
-            <w:tcMar>
-              <w:top w:type="dxa" w:w="50"/>
-              <w:left w:type="dxa" w:w="90"/>
-              <w:bottom w:type="dxa" w:w="50"/>
-              <w:right w:type="dxa" w:w="90"/>
-            </w:tcMar>
-            <w:vAlign w:val="center"/>
-          </w:tcPr>
-          <w:p>
-            <w:pPr>
-              <w:spacing w:after="0" w:before="0" w:line="252"/>
-              <w:jc w:val="center"/>
-            </w:pPr>
-            <w:r>
-              <w:rPr>
-                <w:rFonts w:ascii="Times New Roman" w:cs="Times New Roman" w:eastAsia="Times New Roman" w:hAnsi="Times New Roman"/>
-                <w:sz w:val="20"/>
-                <w:szCs w:val="20"/>
-              </w:rPr>
-              <w:t xml:space="preserve">5</w:t>
-            </w:r>
-          </w:p>
-        </w:tc>
-        <w:tc>
-          <w:tcPr>
-            <w:tcW w:type="dxa" w:w="6980"/>
-            <w:tcBorders>
-              <w:top w:val="single" w:color="595959" w:sz="6"/>
-              <w:left w:val="single" w:color="595959" w:sz="6"/>
-              <w:bottom w:val="single" w:color="595959" w:sz="6"/>
-              <w:right w:val="single" w:color="595959" w:sz="6"/>
-            </w:tcBorders>
-            <w:tcMar>
-              <w:top w:type="dxa" w:w="50"/>
-              <w:left w:type="dxa" w:w="90"/>
-              <w:bottom w:type="dxa" w:w="50"/>
-              <w:right w:type="dxa" w:w="90"/>
-            </w:tcMar>
-            <w:vAlign w:val="center"/>
-          </w:tcPr>
-          <w:p>
-            <w:pPr>
-              <w:spacing w:after="0" w:before="0" w:line="252"/>
-            </w:pPr>
-            <w:r>
-              <w:rPr>
-                <w:rFonts w:ascii="Times New Roman" w:cs="Times New Roman" w:eastAsia="Times New Roman" w:hAnsi="Times New Roman"/>
-                <w:sz w:val="20"/>
-                <w:szCs w:val="20"/>
-              </w:rPr>
-              <w:t xml:space="preserve">There is a correct management, protection and life cycle of the access keys of L-SIAMS (passwords and device keys).</w:t>
+              <w:t xml:space="preserve">There is a correct management, protection and life cycle of access keys</w:t>
             </w:r>
           </w:p>
         </w:tc>
@@ -2441,7 +2217,7 @@
                 <w:sz w:val="20"/>
                 <w:szCs w:val="20"/>
               </w:rPr>
-              <w:t xml:space="preserve">6</w:t>
+              <w:t xml:space="preserve">5</w:t>
             </w:r>
           </w:p>
         </w:tc>
@@ -2472,7 +2248,7 @@
                 <w:sz w:val="20"/>
                 <w:szCs w:val="20"/>
               </w:rPr>
-              <w:t xml:space="preserve">Intrusion detection and prevention (e.g., firewall, IP filtering and request blocking) is continuously implemented and maintained for L-SIAMS.</w:t>
+              <w:t xml:space="preserve">Protection against external and environmental threats</w:t>
             </w:r>
           </w:p>
         </w:tc>
@@ -2665,7 +2441,7 @@
                 <w:sz w:val="20"/>
                 <w:szCs w:val="20"/>
               </w:rPr>
-              <w:t xml:space="preserve">7</w:t>
+              <w:t xml:space="preserve">6</w:t>
             </w:r>
           </w:p>
         </w:tc>
@@ -2696,7 +2472,7 @@
                 <w:sz w:val="20"/>
                 <w:szCs w:val="20"/>
               </w:rPr>
-              <w:t xml:space="preserve">The computers used to access L-SIAMS are regularly updated with antivirus/anti-malware software.</w:t>
+              <w:t xml:space="preserve">Division of networks according to groups of services, users and information systems</w:t>
             </w:r>
           </w:p>
         </w:tc>
@@ -2889,7 +2665,7 @@
                 <w:sz w:val="20"/>
                 <w:szCs w:val="20"/>
               </w:rPr>
-              <w:t xml:space="preserve">8</w:t>
+              <w:t xml:space="preserve">7</w:t>
             </w:r>
           </w:p>
         </w:tc>
@@ -2920,7 +2696,7 @@
                 <w:sz w:val="20"/>
                 <w:szCs w:val="20"/>
               </w:rPr>
-              <w:t xml:space="preserve">L-SIAMS has protection against external and environmental threats.</w:t>
+              <w:t xml:space="preserve">There is an effective evaluation for the development and acquisition of secure software</w:t>
             </w:r>
           </w:p>
         </w:tc>
@@ -3113,7 +2889,7 @@
                 <w:sz w:val="20"/>
                 <w:szCs w:val="20"/>
               </w:rPr>
-              <w:t xml:space="preserve">9</w:t>
+              <w:t xml:space="preserve">8</w:t>
             </w:r>
           </w:p>
         </w:tc>
@@ -3144,7 +2920,7 @@
                 <w:sz w:val="20"/>
                 <w:szCs w:val="20"/>
               </w:rPr>
-              <w:t xml:space="preserve">The network of L-SIAMS is divided according to groups of services, users and devices.</w:t>
+              <w:t xml:space="preserve">Effective and consistent management of information security incidents</w:t>
             </w:r>
           </w:p>
         </w:tc>
@@ -3337,7 +3113,7 @@
                 <w:sz w:val="20"/>
                 <w:szCs w:val="20"/>
               </w:rPr>
-              <w:t xml:space="preserve">10</w:t>
+              <w:t xml:space="preserve">9</w:t>
             </w:r>
           </w:p>
         </w:tc>
@@ -3368,7 +3144,7 @@
                 <w:sz w:val="20"/>
                 <w:szCs w:val="20"/>
               </w:rPr>
-              <w:t xml:space="preserve">There was an effective evaluation for the secure development of L-SIAMS.</w:t>
+              <w:t xml:space="preserve">Notifications of information security events</w:t>
             </w:r>
           </w:p>
         </w:tc>
@@ -3561,7 +3337,7 @@
                 <w:sz w:val="20"/>
                 <w:szCs w:val="20"/>
               </w:rPr>
-              <w:t xml:space="preserve">11</w:t>
+              <w:t xml:space="preserve">10</w:t>
             </w:r>
           </w:p>
         </w:tc>
@@ -3592,7 +3368,7 @@
                 <w:sz w:val="20"/>
                 <w:szCs w:val="20"/>
               </w:rPr>
-              <w:t xml:space="preserve">There is effective and consistent management of information security incidents in L-SIAMS.</w:t>
+              <w:t xml:space="preserve">A response to security incidents</w:t>
             </w:r>
           </w:p>
         </w:tc>
@@ -3785,7 +3561,7 @@
                 <w:sz w:val="20"/>
                 <w:szCs w:val="20"/>
               </w:rPr>
-              <w:t xml:space="preserve">12</w:t>
+              <w:t xml:space="preserve">11</w:t>
             </w:r>
           </w:p>
         </w:tc>
@@ -3816,455 +3592,7 @@
                 <w:sz w:val="20"/>
                 <w:szCs w:val="20"/>
               </w:rPr>
-              <w:t xml:space="preserve">L-SIAMS gives notifications of information security events.</w:t>
-            </w:r>
-          </w:p>
-        </w:tc>
-        <w:tc>
-          <w:tcPr>
-            <w:tcW w:type="dxa" w:w="500"/>
-            <w:tcBorders>
-              <w:top w:val="single" w:color="595959" w:sz="6"/>
-              <w:left w:val="single" w:color="595959" w:sz="6"/>
-              <w:bottom w:val="single" w:color="595959" w:sz="6"/>
-              <w:right w:val="single" w:color="595959" w:sz="6"/>
-            </w:tcBorders>
-            <w:tcMar>
-              <w:top w:type="dxa" w:w="50"/>
-              <w:left w:type="dxa" w:w="90"/>
-              <w:bottom w:type="dxa" w:w="50"/>
-              <w:right w:type="dxa" w:w="90"/>
-            </w:tcMar>
-            <w:vAlign w:val="center"/>
-          </w:tcPr>
-          <w:p>
-            <w:pPr>
-              <w:spacing w:after="0" w:before="0" w:line="252"/>
-            </w:pPr>
-            <w:r>
-              <w:rPr>
-                <w:rFonts w:ascii="Times New Roman" w:cs="Times New Roman" w:eastAsia="Times New Roman" w:hAnsi="Times New Roman"/>
-                <w:sz w:val="20"/>
-                <w:szCs w:val="20"/>
-              </w:rPr>
-              <w:t xml:space="preserve"/>
-            </w:r>
-          </w:p>
-        </w:tc>
-        <w:tc>
-          <w:tcPr>
-            <w:tcW w:type="dxa" w:w="500"/>
-            <w:tcBorders>
-              <w:top w:val="single" w:color="595959" w:sz="6"/>
-              <w:left w:val="single" w:color="595959" w:sz="6"/>
-              <w:bottom w:val="single" w:color="595959" w:sz="6"/>
-              <w:right w:val="single" w:color="595959" w:sz="6"/>
-            </w:tcBorders>
-            <w:tcMar>
-              <w:top w:type="dxa" w:w="50"/>
-              <w:left w:type="dxa" w:w="90"/>
-              <w:bottom w:type="dxa" w:w="50"/>
-              <w:right w:type="dxa" w:w="90"/>
-            </w:tcMar>
-            <w:vAlign w:val="center"/>
-          </w:tcPr>
-          <w:p>
-            <w:pPr>
-              <w:spacing w:after="0" w:before="0" w:line="252"/>
-            </w:pPr>
-            <w:r>
-              <w:rPr>
-                <w:rFonts w:ascii="Times New Roman" w:cs="Times New Roman" w:eastAsia="Times New Roman" w:hAnsi="Times New Roman"/>
-                <w:sz w:val="20"/>
-                <w:szCs w:val="20"/>
-              </w:rPr>
-              <w:t xml:space="preserve"/>
-            </w:r>
-          </w:p>
-        </w:tc>
-        <w:tc>
-          <w:tcPr>
-            <w:tcW w:type="dxa" w:w="500"/>
-            <w:tcBorders>
-              <w:top w:val="single" w:color="595959" w:sz="6"/>
-              <w:left w:val="single" w:color="595959" w:sz="6"/>
-              <w:bottom w:val="single" w:color="595959" w:sz="6"/>
-              <w:right w:val="single" w:color="595959" w:sz="6"/>
-            </w:tcBorders>
-            <w:tcMar>
-              <w:top w:type="dxa" w:w="50"/>
-              <w:left w:type="dxa" w:w="90"/>
-              <w:bottom w:type="dxa" w:w="50"/>
-              <w:right w:type="dxa" w:w="90"/>
-            </w:tcMar>
-            <w:vAlign w:val="center"/>
-          </w:tcPr>
-          <w:p>
-            <w:pPr>
-              <w:spacing w:after="0" w:before="0" w:line="252"/>
-            </w:pPr>
-            <w:r>
-              <w:rPr>
-                <w:rFonts w:ascii="Times New Roman" w:cs="Times New Roman" w:eastAsia="Times New Roman" w:hAnsi="Times New Roman"/>
-                <w:sz w:val="20"/>
-                <w:szCs w:val="20"/>
-              </w:rPr>
-              <w:t xml:space="preserve"/>
-            </w:r>
-          </w:p>
-        </w:tc>
-        <w:tc>
-          <w:tcPr>
-            <w:tcW w:type="dxa" w:w="500"/>
-            <w:tcBorders>
-              <w:top w:val="single" w:color="595959" w:sz="6"/>
-              <w:left w:val="single" w:color="595959" w:sz="6"/>
-              <w:bottom w:val="single" w:color="595959" w:sz="6"/>
-              <w:right w:val="single" w:color="595959" w:sz="6"/>
-            </w:tcBorders>
-            <w:tcMar>
-              <w:top w:type="dxa" w:w="50"/>
-              <w:left w:type="dxa" w:w="90"/>
-              <w:bottom w:type="dxa" w:w="50"/>
-              <w:right w:type="dxa" w:w="90"/>
-            </w:tcMar>
-            <w:vAlign w:val="center"/>
-          </w:tcPr>
-          <w:p>
-            <w:pPr>
-              <w:spacing w:after="0" w:before="0" w:line="252"/>
-            </w:pPr>
-            <w:r>
-              <w:rPr>
-                <w:rFonts w:ascii="Times New Roman" w:cs="Times New Roman" w:eastAsia="Times New Roman" w:hAnsi="Times New Roman"/>
-                <w:sz w:val="20"/>
-                <w:szCs w:val="20"/>
-              </w:rPr>
-              <w:t xml:space="preserve"/>
-            </w:r>
-          </w:p>
-        </w:tc>
-        <w:tc>
-          <w:tcPr>
-            <w:tcW w:type="dxa" w:w="500"/>
-            <w:tcBorders>
-              <w:top w:val="single" w:color="595959" w:sz="6"/>
-              <w:left w:val="single" w:color="595959" w:sz="6"/>
-              <w:bottom w:val="single" w:color="595959" w:sz="6"/>
-              <w:right w:val="single" w:color="595959" w:sz="6"/>
-            </w:tcBorders>
-            <w:tcMar>
-              <w:top w:type="dxa" w:w="50"/>
-              <w:left w:type="dxa" w:w="90"/>
-              <w:bottom w:type="dxa" w:w="50"/>
-              <w:right w:type="dxa" w:w="90"/>
-            </w:tcMar>
-            <w:vAlign w:val="center"/>
-          </w:tcPr>
-          <w:p>
-            <w:pPr>
-              <w:spacing w:after="0" w:before="0" w:line="252"/>
-            </w:pPr>
-            <w:r>
-              <w:rPr>
-                <w:rFonts w:ascii="Times New Roman" w:cs="Times New Roman" w:eastAsia="Times New Roman" w:hAnsi="Times New Roman"/>
-                <w:sz w:val="20"/>
-                <w:szCs w:val="20"/>
-              </w:rPr>
-              <w:t xml:space="preserve"/>
-            </w:r>
-          </w:p>
-        </w:tc>
-      </w:tr>
-      <w:tr>
-        <w:trPr>
-          <w:cantSplit/>
-          <w:trHeight w:val="420" w:hRule="atLeast"/>
-        </w:trPr>
-        <w:tc>
-          <w:tcPr>
-            <w:tcW w:type="dxa" w:w="600"/>
-            <w:tcBorders>
-              <w:top w:val="single" w:color="595959" w:sz="6"/>
-              <w:left w:val="single" w:color="595959" w:sz="6"/>
-              <w:bottom w:val="single" w:color="595959" w:sz="6"/>
-              <w:right w:val="single" w:color="595959" w:sz="6"/>
-            </w:tcBorders>
-            <w:tcMar>
-              <w:top w:type="dxa" w:w="50"/>
-              <w:left w:type="dxa" w:w="90"/>
-              <w:bottom w:type="dxa" w:w="50"/>
-              <w:right w:type="dxa" w:w="90"/>
-            </w:tcMar>
-            <w:vAlign w:val="center"/>
-          </w:tcPr>
-          <w:p>
-            <w:pPr>
-              <w:spacing w:after="0" w:before="0" w:line="252"/>
-              <w:jc w:val="center"/>
-            </w:pPr>
-            <w:r>
-              <w:rPr>
-                <w:rFonts w:ascii="Times New Roman" w:cs="Times New Roman" w:eastAsia="Times New Roman" w:hAnsi="Times New Roman"/>
-                <w:sz w:val="20"/>
-                <w:szCs w:val="20"/>
-              </w:rPr>
-              <w:t xml:space="preserve">13</w:t>
-            </w:r>
-          </w:p>
-        </w:tc>
-        <w:tc>
-          <w:tcPr>
-            <w:tcW w:type="dxa" w:w="6980"/>
-            <w:tcBorders>
-              <w:top w:val="single" w:color="595959" w:sz="6"/>
-              <w:left w:val="single" w:color="595959" w:sz="6"/>
-              <w:bottom w:val="single" w:color="595959" w:sz="6"/>
-              <w:right w:val="single" w:color="595959" w:sz="6"/>
-            </w:tcBorders>
-            <w:tcMar>
-              <w:top w:type="dxa" w:w="50"/>
-              <w:left w:type="dxa" w:w="90"/>
-              <w:bottom w:type="dxa" w:w="50"/>
-              <w:right w:type="dxa" w:w="90"/>
-            </w:tcMar>
-            <w:vAlign w:val="center"/>
-          </w:tcPr>
-          <w:p>
-            <w:pPr>
-              <w:spacing w:after="0" w:before="0" w:line="252"/>
-            </w:pPr>
-            <w:r>
-              <w:rPr>
-                <w:rFonts w:ascii="Times New Roman" w:cs="Times New Roman" w:eastAsia="Times New Roman" w:hAnsi="Times New Roman"/>
-                <w:sz w:val="20"/>
-                <w:szCs w:val="20"/>
-              </w:rPr>
-              <w:t xml:space="preserve">There is a response to security incidents in L-SIAMS.</w:t>
-            </w:r>
-          </w:p>
-        </w:tc>
-        <w:tc>
-          <w:tcPr>
-            <w:tcW w:type="dxa" w:w="500"/>
-            <w:tcBorders>
-              <w:top w:val="single" w:color="595959" w:sz="6"/>
-              <w:left w:val="single" w:color="595959" w:sz="6"/>
-              <w:bottom w:val="single" w:color="595959" w:sz="6"/>
-              <w:right w:val="single" w:color="595959" w:sz="6"/>
-            </w:tcBorders>
-            <w:tcMar>
-              <w:top w:type="dxa" w:w="50"/>
-              <w:left w:type="dxa" w:w="90"/>
-              <w:bottom w:type="dxa" w:w="50"/>
-              <w:right w:type="dxa" w:w="90"/>
-            </w:tcMar>
-            <w:vAlign w:val="center"/>
-          </w:tcPr>
-          <w:p>
-            <w:pPr>
-              <w:spacing w:after="0" w:before="0" w:line="252"/>
-            </w:pPr>
-            <w:r>
-              <w:rPr>
-                <w:rFonts w:ascii="Times New Roman" w:cs="Times New Roman" w:eastAsia="Times New Roman" w:hAnsi="Times New Roman"/>
-                <w:sz w:val="20"/>
-                <w:szCs w:val="20"/>
-              </w:rPr>
-              <w:t xml:space="preserve"/>
-            </w:r>
-          </w:p>
-        </w:tc>
-        <w:tc>
-          <w:tcPr>
-            <w:tcW w:type="dxa" w:w="500"/>
-            <w:tcBorders>
-              <w:top w:val="single" w:color="595959" w:sz="6"/>
-              <w:left w:val="single" w:color="595959" w:sz="6"/>
-              <w:bottom w:val="single" w:color="595959" w:sz="6"/>
-              <w:right w:val="single" w:color="595959" w:sz="6"/>
-            </w:tcBorders>
-            <w:tcMar>
-              <w:top w:type="dxa" w:w="50"/>
-              <w:left w:type="dxa" w:w="90"/>
-              <w:bottom w:type="dxa" w:w="50"/>
-              <w:right w:type="dxa" w:w="90"/>
-            </w:tcMar>
-            <w:vAlign w:val="center"/>
-          </w:tcPr>
-          <w:p>
-            <w:pPr>
-              <w:spacing w:after="0" w:before="0" w:line="252"/>
-            </w:pPr>
-            <w:r>
-              <w:rPr>
-                <w:rFonts w:ascii="Times New Roman" w:cs="Times New Roman" w:eastAsia="Times New Roman" w:hAnsi="Times New Roman"/>
-                <w:sz w:val="20"/>
-                <w:szCs w:val="20"/>
-              </w:rPr>
-              <w:t xml:space="preserve"/>
-            </w:r>
-          </w:p>
-        </w:tc>
-        <w:tc>
-          <w:tcPr>
-            <w:tcW w:type="dxa" w:w="500"/>
-            <w:tcBorders>
-              <w:top w:val="single" w:color="595959" w:sz="6"/>
-              <w:left w:val="single" w:color="595959" w:sz="6"/>
-              <w:bottom w:val="single" w:color="595959" w:sz="6"/>
-              <w:right w:val="single" w:color="595959" w:sz="6"/>
-            </w:tcBorders>
-            <w:tcMar>
-              <w:top w:type="dxa" w:w="50"/>
-              <w:left w:type="dxa" w:w="90"/>
-              <w:bottom w:type="dxa" w:w="50"/>
-              <w:right w:type="dxa" w:w="90"/>
-            </w:tcMar>
-            <w:vAlign w:val="center"/>
-          </w:tcPr>
-          <w:p>
-            <w:pPr>
-              <w:spacing w:after="0" w:before="0" w:line="252"/>
-            </w:pPr>
-            <w:r>
-              <w:rPr>
-                <w:rFonts w:ascii="Times New Roman" w:cs="Times New Roman" w:eastAsia="Times New Roman" w:hAnsi="Times New Roman"/>
-                <w:sz w:val="20"/>
-                <w:szCs w:val="20"/>
-              </w:rPr>
-              <w:t xml:space="preserve"/>
-            </w:r>
-          </w:p>
-        </w:tc>
-        <w:tc>
-          <w:tcPr>
-            <w:tcW w:type="dxa" w:w="500"/>
-            <w:tcBorders>
-              <w:top w:val="single" w:color="595959" w:sz="6"/>
-              <w:left w:val="single" w:color="595959" w:sz="6"/>
-              <w:bottom w:val="single" w:color="595959" w:sz="6"/>
-              <w:right w:val="single" w:color="595959" w:sz="6"/>
-            </w:tcBorders>
-            <w:tcMar>
-              <w:top w:type="dxa" w:w="50"/>
-              <w:left w:type="dxa" w:w="90"/>
-              <w:bottom w:type="dxa" w:w="50"/>
-              <w:right w:type="dxa" w:w="90"/>
-            </w:tcMar>
-            <w:vAlign w:val="center"/>
-          </w:tcPr>
-          <w:p>
-            <w:pPr>
-              <w:spacing w:after="0" w:before="0" w:line="252"/>
-            </w:pPr>
-            <w:r>
-              <w:rPr>
-                <w:rFonts w:ascii="Times New Roman" w:cs="Times New Roman" w:eastAsia="Times New Roman" w:hAnsi="Times New Roman"/>
-                <w:sz w:val="20"/>
-                <w:szCs w:val="20"/>
-              </w:rPr>
-              <w:t xml:space="preserve"/>
-            </w:r>
-          </w:p>
-        </w:tc>
-        <w:tc>
-          <w:tcPr>
-            <w:tcW w:type="dxa" w:w="500"/>
-            <w:tcBorders>
-              <w:top w:val="single" w:color="595959" w:sz="6"/>
-              <w:left w:val="single" w:color="595959" w:sz="6"/>
-              <w:bottom w:val="single" w:color="595959" w:sz="6"/>
-              <w:right w:val="single" w:color="595959" w:sz="6"/>
-            </w:tcBorders>
-            <w:tcMar>
-              <w:top w:type="dxa" w:w="50"/>
-              <w:left w:type="dxa" w:w="90"/>
-              <w:bottom w:type="dxa" w:w="50"/>
-              <w:right w:type="dxa" w:w="90"/>
-            </w:tcMar>
-            <w:vAlign w:val="center"/>
-          </w:tcPr>
-          <w:p>
-            <w:pPr>
-              <w:spacing w:after="0" w:before="0" w:line="252"/>
-            </w:pPr>
-            <w:r>
-              <w:rPr>
-                <w:rFonts w:ascii="Times New Roman" w:cs="Times New Roman" w:eastAsia="Times New Roman" w:hAnsi="Times New Roman"/>
-                <w:sz w:val="20"/>
-                <w:szCs w:val="20"/>
-              </w:rPr>
-              <w:t xml:space="preserve"/>
-            </w:r>
-          </w:p>
-        </w:tc>
-      </w:tr>
-      <w:tr>
-        <w:trPr>
-          <w:cantSplit/>
-          <w:trHeight w:val="420" w:hRule="atLeast"/>
-        </w:trPr>
-        <w:tc>
-          <w:tcPr>
-            <w:tcW w:type="dxa" w:w="600"/>
-            <w:tcBorders>
-              <w:top w:val="single" w:color="595959" w:sz="6"/>
-              <w:left w:val="single" w:color="595959" w:sz="6"/>
-              <w:bottom w:val="single" w:color="595959" w:sz="6"/>
-              <w:right w:val="single" w:color="595959" w:sz="6"/>
-            </w:tcBorders>
-            <w:tcMar>
-              <w:top w:type="dxa" w:w="50"/>
-              <w:left w:type="dxa" w:w="90"/>
-              <w:bottom w:type="dxa" w:w="50"/>
-              <w:right w:type="dxa" w:w="90"/>
-            </w:tcMar>
-            <w:vAlign w:val="center"/>
-          </w:tcPr>
-          <w:p>
-            <w:pPr>
-              <w:spacing w:after="0" w:before="0" w:line="252"/>
-              <w:jc w:val="center"/>
-            </w:pPr>
-            <w:r>
-              <w:rPr>
-                <w:rFonts w:ascii="Times New Roman" w:cs="Times New Roman" w:eastAsia="Times New Roman" w:hAnsi="Times New Roman"/>
-                <w:sz w:val="20"/>
-                <w:szCs w:val="20"/>
-              </w:rPr>
-              <w:t xml:space="preserve">14</w:t>
-            </w:r>
-          </w:p>
-        </w:tc>
-        <w:tc>
-          <w:tcPr>
-            <w:tcW w:type="dxa" w:w="6980"/>
-            <w:tcBorders>
-              <w:top w:val="single" w:color="595959" w:sz="6"/>
-              <w:left w:val="single" w:color="595959" w:sz="6"/>
-              <w:bottom w:val="single" w:color="595959" w:sz="6"/>
-              <w:right w:val="single" w:color="595959" w:sz="6"/>
-            </w:tcBorders>
-            <w:tcMar>
-              <w:top w:type="dxa" w:w="50"/>
-              <w:left w:type="dxa" w:w="90"/>
-              <w:bottom w:type="dxa" w:w="50"/>
-              <w:right w:type="dxa" w:w="90"/>
-            </w:tcMar>
-            <w:vAlign w:val="center"/>
-          </w:tcPr>
-          <w:p>
-            <w:pPr>
-              <w:spacing w:after="0" w:before="0" w:line="252"/>
-            </w:pPr>
-            <w:r>
-              <w:rPr>
-                <w:rFonts w:ascii="Times New Roman" w:cs="Times New Roman" w:eastAsia="Times New Roman" w:hAnsi="Times New Roman"/>
-                <w:sz w:val="20"/>
-                <w:szCs w:val="20"/>
-              </w:rPr>
-              <w:t xml:space="preserve">L-SIAMS keeps a collection of evidence of security incidents.</w:t>
+              <w:t xml:space="preserve">A collection of evidence of security incidents</w:t>
             </w:r>
           </w:p>
         </w:tc>
@@ -4784,7 +4112,7 @@
                 <w:sz w:val="20"/>
                 <w:szCs w:val="20"/>
               </w:rPr>
-              <w:t xml:space="preserve">15</w:t>
+              <w:t xml:space="preserve">12</w:t>
             </w:r>
           </w:p>
         </w:tc>
@@ -4815,7 +4143,7 @@
                 <w:sz w:val="20"/>
                 <w:szCs w:val="20"/>
               </w:rPr>
-              <w:t xml:space="preserve">The files of L-SIAMS are backed up and encrypted.</w:t>
+              <w:t xml:space="preserve">Backing up and encrypting files</w:t>
             </w:r>
           </w:p>
         </w:tc>
@@ -5008,7 +4336,7 @@
                 <w:sz w:val="20"/>
                 <w:szCs w:val="20"/>
               </w:rPr>
-              <w:t xml:space="preserve">16</w:t>
+              <w:t xml:space="preserve">13</w:t>
             </w:r>
           </w:p>
         </w:tc>
@@ -5039,7 +4367,7 @@
                 <w:sz w:val="20"/>
                 <w:szCs w:val="20"/>
               </w:rPr>
-              <w:t xml:space="preserve">System administration tools (e.g., device monitoring and the Security Center) are used to manage L-SIAMS.</w:t>
+              <w:t xml:space="preserve">Documentation of operating procedures</w:t>
             </w:r>
           </w:p>
         </w:tc>
@@ -5232,7 +4560,7 @@
                 <w:sz w:val="20"/>
                 <w:szCs w:val="20"/>
               </w:rPr>
-              <w:t xml:space="preserve">17</w:t>
+              <w:t xml:space="preserve">14</w:t>
             </w:r>
           </w:p>
         </w:tc>
@@ -5263,455 +4591,7 @@
                 <w:sz w:val="20"/>
                 <w:szCs w:val="20"/>
               </w:rPr>
-              <w:t xml:space="preserve">The operating procedures of L-SIAMS are documented.</w:t>
-            </w:r>
-          </w:p>
-        </w:tc>
-        <w:tc>
-          <w:tcPr>
-            <w:tcW w:type="dxa" w:w="500"/>
-            <w:tcBorders>
-              <w:top w:val="single" w:color="595959" w:sz="6"/>
-              <w:left w:val="single" w:color="595959" w:sz="6"/>
-              <w:bottom w:val="single" w:color="595959" w:sz="6"/>
-              <w:right w:val="single" w:color="595959" w:sz="6"/>
-            </w:tcBorders>
-            <w:tcMar>
-              <w:top w:type="dxa" w:w="50"/>
-              <w:left w:type="dxa" w:w="90"/>
-              <w:bottom w:type="dxa" w:w="50"/>
-              <w:right w:type="dxa" w:w="90"/>
-            </w:tcMar>
-            <w:vAlign w:val="center"/>
-          </w:tcPr>
-          <w:p>
-            <w:pPr>
-              <w:spacing w:after="0" w:before="0" w:line="252"/>
-            </w:pPr>
-            <w:r>
-              <w:rPr>
-                <w:rFonts w:ascii="Times New Roman" w:cs="Times New Roman" w:eastAsia="Times New Roman" w:hAnsi="Times New Roman"/>
-                <w:sz w:val="20"/>
-                <w:szCs w:val="20"/>
-              </w:rPr>
-              <w:t xml:space="preserve"/>
-            </w:r>
-          </w:p>
-        </w:tc>
-        <w:tc>
-          <w:tcPr>
-            <w:tcW w:type="dxa" w:w="500"/>
-            <w:tcBorders>
-              <w:top w:val="single" w:color="595959" w:sz="6"/>
-              <w:left w:val="single" w:color="595959" w:sz="6"/>
-              <w:bottom w:val="single" w:color="595959" w:sz="6"/>
-              <w:right w:val="single" w:color="595959" w:sz="6"/>
-            </w:tcBorders>
-            <w:tcMar>
-              <w:top w:type="dxa" w:w="50"/>
-              <w:left w:type="dxa" w:w="90"/>
-              <w:bottom w:type="dxa" w:w="50"/>
-              <w:right w:type="dxa" w:w="90"/>
-            </w:tcMar>
-            <w:vAlign w:val="center"/>
-          </w:tcPr>
-          <w:p>
-            <w:pPr>
-              <w:spacing w:after="0" w:before="0" w:line="252"/>
-            </w:pPr>
-            <w:r>
-              <w:rPr>
-                <w:rFonts w:ascii="Times New Roman" w:cs="Times New Roman" w:eastAsia="Times New Roman" w:hAnsi="Times New Roman"/>
-                <w:sz w:val="20"/>
-                <w:szCs w:val="20"/>
-              </w:rPr>
-              <w:t xml:space="preserve"/>
-            </w:r>
-          </w:p>
-        </w:tc>
-        <w:tc>
-          <w:tcPr>
-            <w:tcW w:type="dxa" w:w="500"/>
-            <w:tcBorders>
-              <w:top w:val="single" w:color="595959" w:sz="6"/>
-              <w:left w:val="single" w:color="595959" w:sz="6"/>
-              <w:bottom w:val="single" w:color="595959" w:sz="6"/>
-              <w:right w:val="single" w:color="595959" w:sz="6"/>
-            </w:tcBorders>
-            <w:tcMar>
-              <w:top w:type="dxa" w:w="50"/>
-              <w:left w:type="dxa" w:w="90"/>
-              <w:bottom w:type="dxa" w:w="50"/>
-              <w:right w:type="dxa" w:w="90"/>
-            </w:tcMar>
-            <w:vAlign w:val="center"/>
-          </w:tcPr>
-          <w:p>
-            <w:pPr>
-              <w:spacing w:after="0" w:before="0" w:line="252"/>
-            </w:pPr>
-            <w:r>
-              <w:rPr>
-                <w:rFonts w:ascii="Times New Roman" w:cs="Times New Roman" w:eastAsia="Times New Roman" w:hAnsi="Times New Roman"/>
-                <w:sz w:val="20"/>
-                <w:szCs w:val="20"/>
-              </w:rPr>
-              <w:t xml:space="preserve"/>
-            </w:r>
-          </w:p>
-        </w:tc>
-        <w:tc>
-          <w:tcPr>
-            <w:tcW w:type="dxa" w:w="500"/>
-            <w:tcBorders>
-              <w:top w:val="single" w:color="595959" w:sz="6"/>
-              <w:left w:val="single" w:color="595959" w:sz="6"/>
-              <w:bottom w:val="single" w:color="595959" w:sz="6"/>
-              <w:right w:val="single" w:color="595959" w:sz="6"/>
-            </w:tcBorders>
-            <w:tcMar>
-              <w:top w:type="dxa" w:w="50"/>
-              <w:left w:type="dxa" w:w="90"/>
-              <w:bottom w:type="dxa" w:w="50"/>
-              <w:right w:type="dxa" w:w="90"/>
-            </w:tcMar>
-            <w:vAlign w:val="center"/>
-          </w:tcPr>
-          <w:p>
-            <w:pPr>
-              <w:spacing w:after="0" w:before="0" w:line="252"/>
-            </w:pPr>
-            <w:r>
-              <w:rPr>
-                <w:rFonts w:ascii="Times New Roman" w:cs="Times New Roman" w:eastAsia="Times New Roman" w:hAnsi="Times New Roman"/>
-                <w:sz w:val="20"/>
-                <w:szCs w:val="20"/>
-              </w:rPr>
-              <w:t xml:space="preserve"/>
-            </w:r>
-          </w:p>
-        </w:tc>
-        <w:tc>
-          <w:tcPr>
-            <w:tcW w:type="dxa" w:w="500"/>
-            <w:tcBorders>
-              <w:top w:val="single" w:color="595959" w:sz="6"/>
-              <w:left w:val="single" w:color="595959" w:sz="6"/>
-              <w:bottom w:val="single" w:color="595959" w:sz="6"/>
-              <w:right w:val="single" w:color="595959" w:sz="6"/>
-            </w:tcBorders>
-            <w:tcMar>
-              <w:top w:type="dxa" w:w="50"/>
-              <w:left w:type="dxa" w:w="90"/>
-              <w:bottom w:type="dxa" w:w="50"/>
-              <w:right w:type="dxa" w:w="90"/>
-            </w:tcMar>
-            <w:vAlign w:val="center"/>
-          </w:tcPr>
-          <w:p>
-            <w:pPr>
-              <w:spacing w:after="0" w:before="0" w:line="252"/>
-            </w:pPr>
-            <w:r>
-              <w:rPr>
-                <w:rFonts w:ascii="Times New Roman" w:cs="Times New Roman" w:eastAsia="Times New Roman" w:hAnsi="Times New Roman"/>
-                <w:sz w:val="20"/>
-                <w:szCs w:val="20"/>
-              </w:rPr>
-              <w:t xml:space="preserve"/>
-            </w:r>
-          </w:p>
-        </w:tc>
-      </w:tr>
-      <w:tr>
-        <w:trPr>
-          <w:cantSplit/>
-          <w:trHeight w:val="420" w:hRule="atLeast"/>
-        </w:trPr>
-        <w:tc>
-          <w:tcPr>
-            <w:tcW w:type="dxa" w:w="600"/>
-            <w:tcBorders>
-              <w:top w:val="single" w:color="595959" w:sz="6"/>
-              <w:left w:val="single" w:color="595959" w:sz="6"/>
-              <w:bottom w:val="single" w:color="595959" w:sz="6"/>
-              <w:right w:val="single" w:color="595959" w:sz="6"/>
-            </w:tcBorders>
-            <w:tcMar>
-              <w:top w:type="dxa" w:w="50"/>
-              <w:left w:type="dxa" w:w="90"/>
-              <w:bottom w:type="dxa" w:w="50"/>
-              <w:right w:type="dxa" w:w="90"/>
-            </w:tcMar>
-            <w:vAlign w:val="center"/>
-          </w:tcPr>
-          <w:p>
-            <w:pPr>
-              <w:spacing w:after="0" w:before="0" w:line="252"/>
-              <w:jc w:val="center"/>
-            </w:pPr>
-            <w:r>
-              <w:rPr>
-                <w:rFonts w:ascii="Times New Roman" w:cs="Times New Roman" w:eastAsia="Times New Roman" w:hAnsi="Times New Roman"/>
-                <w:sz w:val="20"/>
-                <w:szCs w:val="20"/>
-              </w:rPr>
-              <w:t xml:space="preserve">18</w:t>
-            </w:r>
-          </w:p>
-        </w:tc>
-        <w:tc>
-          <w:tcPr>
-            <w:tcW w:type="dxa" w:w="6980"/>
-            <w:tcBorders>
-              <w:top w:val="single" w:color="595959" w:sz="6"/>
-              <w:left w:val="single" w:color="595959" w:sz="6"/>
-              <w:bottom w:val="single" w:color="595959" w:sz="6"/>
-              <w:right w:val="single" w:color="595959" w:sz="6"/>
-            </w:tcBorders>
-            <w:tcMar>
-              <w:top w:type="dxa" w:w="50"/>
-              <w:left w:type="dxa" w:w="90"/>
-              <w:bottom w:type="dxa" w:w="50"/>
-              <w:right w:type="dxa" w:w="90"/>
-            </w:tcMar>
-            <w:vAlign w:val="center"/>
-          </w:tcPr>
-          <w:p>
-            <w:pPr>
-              <w:spacing w:after="0" w:before="0" w:line="252"/>
-            </w:pPr>
-            <w:r>
-              <w:rPr>
-                <w:rFonts w:ascii="Times New Roman" w:cs="Times New Roman" w:eastAsia="Times New Roman" w:hAnsi="Times New Roman"/>
-                <w:sz w:val="20"/>
-                <w:szCs w:val="20"/>
-              </w:rPr>
-              <w:t xml:space="preserve">There is planning for the continuity of L-SIAMS during adverse events.</w:t>
-            </w:r>
-          </w:p>
-        </w:tc>
-        <w:tc>
-          <w:tcPr>
-            <w:tcW w:type="dxa" w:w="500"/>
-            <w:tcBorders>
-              <w:top w:val="single" w:color="595959" w:sz="6"/>
-              <w:left w:val="single" w:color="595959" w:sz="6"/>
-              <w:bottom w:val="single" w:color="595959" w:sz="6"/>
-              <w:right w:val="single" w:color="595959" w:sz="6"/>
-            </w:tcBorders>
-            <w:tcMar>
-              <w:top w:type="dxa" w:w="50"/>
-              <w:left w:type="dxa" w:w="90"/>
-              <w:bottom w:type="dxa" w:w="50"/>
-              <w:right w:type="dxa" w:w="90"/>
-            </w:tcMar>
-            <w:vAlign w:val="center"/>
-          </w:tcPr>
-          <w:p>
-            <w:pPr>
-              <w:spacing w:after="0" w:before="0" w:line="252"/>
-            </w:pPr>
-            <w:r>
-              <w:rPr>
-                <w:rFonts w:ascii="Times New Roman" w:cs="Times New Roman" w:eastAsia="Times New Roman" w:hAnsi="Times New Roman"/>
-                <w:sz w:val="20"/>
-                <w:szCs w:val="20"/>
-              </w:rPr>
-              <w:t xml:space="preserve"/>
-            </w:r>
-          </w:p>
-        </w:tc>
-        <w:tc>
-          <w:tcPr>
-            <w:tcW w:type="dxa" w:w="500"/>
-            <w:tcBorders>
-              <w:top w:val="single" w:color="595959" w:sz="6"/>
-              <w:left w:val="single" w:color="595959" w:sz="6"/>
-              <w:bottom w:val="single" w:color="595959" w:sz="6"/>
-              <w:right w:val="single" w:color="595959" w:sz="6"/>
-            </w:tcBorders>
-            <w:tcMar>
-              <w:top w:type="dxa" w:w="50"/>
-              <w:left w:type="dxa" w:w="90"/>
-              <w:bottom w:type="dxa" w:w="50"/>
-              <w:right w:type="dxa" w:w="90"/>
-            </w:tcMar>
-            <w:vAlign w:val="center"/>
-          </w:tcPr>
-          <w:p>
-            <w:pPr>
-              <w:spacing w:after="0" w:before="0" w:line="252"/>
-            </w:pPr>
-            <w:r>
-              <w:rPr>
-                <w:rFonts w:ascii="Times New Roman" w:cs="Times New Roman" w:eastAsia="Times New Roman" w:hAnsi="Times New Roman"/>
-                <w:sz w:val="20"/>
-                <w:szCs w:val="20"/>
-              </w:rPr>
-              <w:t xml:space="preserve"/>
-            </w:r>
-          </w:p>
-        </w:tc>
-        <w:tc>
-          <w:tcPr>
-            <w:tcW w:type="dxa" w:w="500"/>
-            <w:tcBorders>
-              <w:top w:val="single" w:color="595959" w:sz="6"/>
-              <w:left w:val="single" w:color="595959" w:sz="6"/>
-              <w:bottom w:val="single" w:color="595959" w:sz="6"/>
-              <w:right w:val="single" w:color="595959" w:sz="6"/>
-            </w:tcBorders>
-            <w:tcMar>
-              <w:top w:type="dxa" w:w="50"/>
-              <w:left w:type="dxa" w:w="90"/>
-              <w:bottom w:type="dxa" w:w="50"/>
-              <w:right w:type="dxa" w:w="90"/>
-            </w:tcMar>
-            <w:vAlign w:val="center"/>
-          </w:tcPr>
-          <w:p>
-            <w:pPr>
-              <w:spacing w:after="0" w:before="0" w:line="252"/>
-            </w:pPr>
-            <w:r>
-              <w:rPr>
-                <w:rFonts w:ascii="Times New Roman" w:cs="Times New Roman" w:eastAsia="Times New Roman" w:hAnsi="Times New Roman"/>
-                <w:sz w:val="20"/>
-                <w:szCs w:val="20"/>
-              </w:rPr>
-              <w:t xml:space="preserve"/>
-            </w:r>
-          </w:p>
-        </w:tc>
-        <w:tc>
-          <w:tcPr>
-            <w:tcW w:type="dxa" w:w="500"/>
-            <w:tcBorders>
-              <w:top w:val="single" w:color="595959" w:sz="6"/>
-              <w:left w:val="single" w:color="595959" w:sz="6"/>
-              <w:bottom w:val="single" w:color="595959" w:sz="6"/>
-              <w:right w:val="single" w:color="595959" w:sz="6"/>
-            </w:tcBorders>
-            <w:tcMar>
-              <w:top w:type="dxa" w:w="50"/>
-              <w:left w:type="dxa" w:w="90"/>
-              <w:bottom w:type="dxa" w:w="50"/>
-              <w:right w:type="dxa" w:w="90"/>
-            </w:tcMar>
-            <w:vAlign w:val="center"/>
-          </w:tcPr>
-          <w:p>
-            <w:pPr>
-              <w:spacing w:after="0" w:before="0" w:line="252"/>
-            </w:pPr>
-            <w:r>
-              <w:rPr>
-                <w:rFonts w:ascii="Times New Roman" w:cs="Times New Roman" w:eastAsia="Times New Roman" w:hAnsi="Times New Roman"/>
-                <w:sz w:val="20"/>
-                <w:szCs w:val="20"/>
-              </w:rPr>
-              <w:t xml:space="preserve"/>
-            </w:r>
-          </w:p>
-        </w:tc>
-        <w:tc>
-          <w:tcPr>
-            <w:tcW w:type="dxa" w:w="500"/>
-            <w:tcBorders>
-              <w:top w:val="single" w:color="595959" w:sz="6"/>
-              <w:left w:val="single" w:color="595959" w:sz="6"/>
-              <w:bottom w:val="single" w:color="595959" w:sz="6"/>
-              <w:right w:val="single" w:color="595959" w:sz="6"/>
-            </w:tcBorders>
-            <w:tcMar>
-              <w:top w:type="dxa" w:w="50"/>
-              <w:left w:type="dxa" w:w="90"/>
-              <w:bottom w:type="dxa" w:w="50"/>
-              <w:right w:type="dxa" w:w="90"/>
-            </w:tcMar>
-            <w:vAlign w:val="center"/>
-          </w:tcPr>
-          <w:p>
-            <w:pPr>
-              <w:spacing w:after="0" w:before="0" w:line="252"/>
-            </w:pPr>
-            <w:r>
-              <w:rPr>
-                <w:rFonts w:ascii="Times New Roman" w:cs="Times New Roman" w:eastAsia="Times New Roman" w:hAnsi="Times New Roman"/>
-                <w:sz w:val="20"/>
-                <w:szCs w:val="20"/>
-              </w:rPr>
-              <w:t xml:space="preserve"/>
-            </w:r>
-          </w:p>
-        </w:tc>
-      </w:tr>
-      <w:tr>
-        <w:trPr>
-          <w:cantSplit/>
-          <w:trHeight w:val="420" w:hRule="atLeast"/>
-        </w:trPr>
-        <w:tc>
-          <w:tcPr>
-            <w:tcW w:type="dxa" w:w="600"/>
-            <w:tcBorders>
-              <w:top w:val="single" w:color="595959" w:sz="6"/>
-              <w:left w:val="single" w:color="595959" w:sz="6"/>
-              <w:bottom w:val="single" w:color="595959" w:sz="6"/>
-              <w:right w:val="single" w:color="595959" w:sz="6"/>
-            </w:tcBorders>
-            <w:tcMar>
-              <w:top w:type="dxa" w:w="50"/>
-              <w:left w:type="dxa" w:w="90"/>
-              <w:bottom w:type="dxa" w:w="50"/>
-              <w:right w:type="dxa" w:w="90"/>
-            </w:tcMar>
-            <w:vAlign w:val="center"/>
-          </w:tcPr>
-          <w:p>
-            <w:pPr>
-              <w:spacing w:after="0" w:before="0" w:line="252"/>
-              <w:jc w:val="center"/>
-            </w:pPr>
-            <w:r>
-              <w:rPr>
-                <w:rFonts w:ascii="Times New Roman" w:cs="Times New Roman" w:eastAsia="Times New Roman" w:hAnsi="Times New Roman"/>
-                <w:sz w:val="20"/>
-                <w:szCs w:val="20"/>
-              </w:rPr>
-              <w:t xml:space="preserve">19</w:t>
-            </w:r>
-          </w:p>
-        </w:tc>
-        <w:tc>
-          <w:tcPr>
-            <w:tcW w:type="dxa" w:w="6980"/>
-            <w:tcBorders>
-              <w:top w:val="single" w:color="595959" w:sz="6"/>
-              <w:left w:val="single" w:color="595959" w:sz="6"/>
-              <w:bottom w:val="single" w:color="595959" w:sz="6"/>
-              <w:right w:val="single" w:color="595959" w:sz="6"/>
-            </w:tcBorders>
-            <w:tcMar>
-              <w:top w:type="dxa" w:w="50"/>
-              <w:left w:type="dxa" w:w="90"/>
-              <w:bottom w:type="dxa" w:w="50"/>
-              <w:right w:type="dxa" w:w="90"/>
-            </w:tcMar>
-            <w:vAlign w:val="center"/>
-          </w:tcPr>
-          <w:p>
-            <w:pPr>
-              <w:spacing w:after="0" w:before="0" w:line="252"/>
-            </w:pPr>
-            <w:r>
-              <w:rPr>
-                <w:rFonts w:ascii="Times New Roman" w:cs="Times New Roman" w:eastAsia="Times New Roman" w:hAnsi="Times New Roman"/>
-                <w:sz w:val="20"/>
-                <w:szCs w:val="20"/>
-              </w:rPr>
-              <w:t xml:space="preserve">L-SIAMS has effective data backups, and its recovery procedures are tested regularly.</w:t>
+              <w:t xml:space="preserve">There are business continuity planning policies for business continuity during adverse situations</w:t>
             </w:r>
           </w:p>
         </w:tc>
@@ -5888,10 +4768,11 @@
     <w:p>
       <w:pPr>
         <w:keepNext/>
+        <w:pageBreakBefore/>
         <w:pBdr>
           <w:bottom w:val="single" w:color="A6A6A6" w:sz="4" w:space="4"/>
         </w:pBdr>
-        <w:spacing w:after="160" w:before="280" w:line="276"/>
+        <w:spacing w:after="160" w:before="0" w:line="276"/>
       </w:pPr>
       <w:r>
         <w:rPr>
